--- a/pr-preview/pr-109/random-variables-tracked-changes.docx
+++ b/pr-preview/pr-109/random-variables-tracked-changes.docx
@@ -26,7 +26,7 @@
       </w:pPr>
       <w:ins w:id="2" w:author="PR Preview" w:date="2026-01-01T00:00:00Z">
         <w:r>
-          <w:t xml:space="preserve">Last modified: 2026-10-12 16:45:13 (PDT)</w:t>
+          <w:t xml:space="preserve">Last modified: 2026-10-12 17:23:50 (PDT)</w:t>
         </w:r>
       </w:ins>
     </w:p>
@@ -4712,7 +4712,7 @@
     </w:p>
     <w:bookmarkEnd w:id="23"/>
     <w:bookmarkEnd w:id="24"/>
-    <w:bookmarkStart w:id="102" w:name="X07e058d1329d8fa48179146f153d016c4f9ff9a"/>
+    <w:bookmarkStart w:id="106" w:name="X07e058d1329d8fa48179146f153d016c4f9ff9a"/>
     <w:p>
       <w:pPr>
         <w:pStyle w:val="Heading2"/>
@@ -36203,7 +36203,7 @@
     </w:p>
     <w:bookmarkEnd w:id="93"/>
     <w:bookmarkEnd w:id="94"/>
-    <w:bookmarkStart w:id="101" w:name="sec-continuous-distributions"/>
+    <w:bookmarkStart w:id="105" w:name="sec-continuous-distributions"/>
     <w:p>
       <w:pPr>
         <w:pStyle w:val="Heading3"/>
@@ -37492,9 +37492,184 @@
         </w:tc>
       </w:tr>
     </w:tbl>
-    <w:bookmarkEnd w:id="101"/>
-    <w:bookmarkEnd w:id="102"/>
-    <w:bookmarkStart w:id="122" w:name="sec-prob-haz"/>
+    <w:p>
+      <w:pPr>
+        <w:pStyle w:val="BodyText"/>
+      </w:pPr>
+      <w:ins w:id="3" w:author="PR Preview" w:date="2026-01-01T00:00:00Z">
+        <w:r>
+          <w:t xml:space="preserve"> </w:t>
+        </w:r>
+      </w:ins>
+    </w:p>
+    <w:tbl>
+      <w:tblPr>
+        <w:tblStyle w:val="Table"/>
+        <w:tblLook w:firstRow="0" w:lastRow="0" w:firstColumn="0" w:lastColumn="0" w:noHBand="0" w:noVBand="0" w:val="0000"/>
+        <w:tblBorders>
+          <w:top w:val="single" w:sz="4" w:space="0" w:color="00A047"/>
+          <w:left w:val="single" w:sz="24" w:space="0" w:color="00A047"/>
+          <w:bottom w:val="single" w:sz="4" w:space="0" w:color="00A047"/>
+          <w:right w:val="single" w:sz="4" w:space="0" w:color="00A047"/>
+        </w:tblBorders>
+        <w:tblCellMar>
+          <w:left w:w="144" w:type="dxa"/>
+          <w:right w:w="144" w:type="dxa"/>
+        </w:tblCellMar>
+        <w:tblLook w:firstRow="0" w:lastRow="0" w:firstColumn="0" w:lastColumn="0" w:noHBand="0" w:noVBand="0" w:val="0000"/>
+      </w:tblPr>
+      <w:tr>
+        <w:trPr>
+          <w:cantSplit/>
+        </w:trPr>
+        <w:tc>
+          <w:tcPr>
+            <w:shd w:color="auto" w:fill="ccf1e3" w:val="clear"/>
+            <w:tcMar>
+              <w:top w:w="92" w:type="dxa"/>
+              <w:bottom w:w="92" w:type="dxa"/>
+            </w:tcMar>
+          </w:tcPr>
+          <w:p>
+            <w:pPr>
+              <w:pStyle w:val="BodyText"/>
+            </w:pPr>
+            <w:pPr>
+              <w:spacing w:before="0" w:after="0"/>
+              <w:textAlignment w:val="center"/>
+            </w:pPr>
+            <w:r>
+              <w:drawing>
+                <wp:inline>
+                  <wp:extent cx="152400" cy="152400"/>
+                  <wp:effectExtent b="0" l="0" r="0" t="0"/>
+                  <wp:docPr descr="" title="" id="101" name="Picture"/>
+                  <a:graphic>
+                    <a:graphicData uri="http://schemas.openxmlformats.org/drawingml/2006/picture">
+                      <pic:pic>
+                        <pic:nvPicPr>
+                          <pic:cNvPr descr="/opt/quarto/share/formats/docx/tip.png" id="102" name="Picture"/>
+                          <pic:cNvPicPr>
+                            <a:picLocks noChangeArrowheads="1" noChangeAspect="1"/>
+                          </pic:cNvPicPr>
+                        </pic:nvPicPr>
+                        <pic:blipFill>
+                          <a:blip r:embed="rId96"/>
+                          <a:stretch>
+                            <a:fillRect/>
+                          </a:stretch>
+                        </pic:blipFill>
+                        <pic:spPr bwMode="auto">
+                          <a:xfrm>
+                            <a:off x="0" y="0"/>
+                            <a:ext cx="152400" cy="152400"/>
+                          </a:xfrm>
+                          <a:prstGeom prst="rect">
+                            <a:avLst/>
+                          </a:prstGeom>
+                          <a:noFill/>
+                          <a:ln w="9525">
+                            <a:noFill/>
+                            <a:headEnd/>
+                            <a:tailEnd/>
+                          </a:ln>
+                        </pic:spPr>
+                      </pic:pic>
+                    </a:graphicData>
+                  </a:graphic>
+                </wp:inline>
+              </w:drawing>
+            </w:r>
+            <w:r>
+              <w:t xml:space="preserve"> </w:t>
+            </w:r>
+            <w:r>
+              <w:t xml:space="preserve"> </w:t>
+            </w:r>
+            <w:r>
+              <w:t xml:space="preserve">Another explanation</w:t>
+            </w:r>
+          </w:p>
+        </w:tc>
+      </w:tr>
+      <w:tr>
+        <w:trPr>
+          <w:cantSplit/>
+        </w:trPr>
+        <w:tc>
+          <w:tcPr>
+            <w:tcMar>
+              <w:top w:w="108" w:type="dxa"/>
+              <w:bottom w:w="108" w:type="dxa"/>
+            </w:tcMar>
+          </w:tcPr>
+          <w:p>
+            <w:pPr>
+              <w:pStyle w:val="BodyText"/>
+            </w:pPr>
+            <w:pPr>
+              <w:spacing w:before="16" w:after="16"/>
+            </w:pPr>
+            <w:r>
+              <w:t xml:space="preserve">5MinuteAI explains</w:t>
+            </w:r>
+            <w:r>
+              <w:t xml:space="preserve"> </w:t>
+            </w:r>
+            <w:hyperlink r:id="rId103">
+              <w:r>
+                <w:rPr>
+                  <w:rStyle w:val="Hyperlink"/>
+                </w:rPr>
+                <w:t xml:space="preserve">discrete random variables</w:t>
+              </w:r>
+            </w:hyperlink>
+            <w:r>
+              <w:t xml:space="preserve"> </w:t>
+            </w:r>
+            <w:r>
+              <w:t xml:space="preserve">and</w:t>
+            </w:r>
+            <w:r>
+              <w:t xml:space="preserve"> </w:t>
+            </w:r>
+            <w:hyperlink r:id="rId104">
+              <w:r>
+                <w:rPr>
+                  <w:rStyle w:val="Hyperlink"/>
+                </w:rPr>
+                <w:t xml:space="preserve">continuous random variables</w:t>
+              </w:r>
+            </w:hyperlink>
+            <w:r>
+              <w:t xml:space="preserve"> </w:t>
+            </w:r>
+            <w:r>
+              <w:t xml:space="preserve">in five minutes each,</w:t>
+            </w:r>
+            <w:r>
+              <w:t xml:space="preserve"> </w:t>
+            </w:r>
+            <w:r>
+              <w:t xml:space="preserve">following the University of Washington’s CSE 312</w:t>
+            </w:r>
+            <w:r>
+              <w:t xml:space="preserve"> </w:t>
+            </w:r>
+            <w:r>
+              <w:t xml:space="preserve">(5MinuteAI, n.d.)</w:t>
+            </w:r>
+            <w:r>
+              <w:t xml:space="preserve">.</w:t>
+            </w:r>
+          </w:p>
+          <w:p/>
+        </w:tc>
+      </w:tr>
+    </w:tbl>
+    <w:bookmarkEnd w:id="105"/>
+    <w:bookmarkEnd w:id="106"/>
+    <w:bookmarkStart w:id="126" w:name="sec-prob-haz"/>
     <w:p>
       <w:pPr>
         <w:pStyle w:val="Heading2"/>
@@ -37503,7 +37678,7 @@
         <w:t xml:space="preserve">3 Survival, hazard, and cumulative hazard functions</w:t>
       </w:r>
     </w:p>
-    <w:bookmarkStart w:id="103" w:name="def-surv-fn"/>
+    <w:bookmarkStart w:id="107" w:name="def-surv-fn"/>
     <w:p>
       <w:pPr>
         <w:pStyle w:val="FirstParagraph"/>
@@ -37716,7 +37891,7 @@
         </m:oMath>
       </m:oMathPara>
     </w:p>
-    <w:bookmarkEnd w:id="103"/>
+    <w:bookmarkEnd w:id="107"/>
     <w:p>
       <w:pPr>
         <w:pStyle w:val="FirstParagraph"/>
@@ -37810,7 +37985,7 @@
         <w:t xml:space="preserve">The definition itself applies to any random variable.</w:t>
       </w:r>
     </w:p>
-    <w:bookmarkStart w:id="104" w:name="thm-survival-expressions-1"/>
+    <w:bookmarkStart w:id="108" w:name="thm-survival-expressions-1"/>
     <w:p>
       <w:pPr>
         <w:pStyle w:val="BodyText"/>
@@ -38103,7 +38278,7 @@
         </m:oMath>
       </m:oMathPara>
     </w:p>
-    <w:bookmarkEnd w:id="104"/>
+    <w:bookmarkEnd w:id="108"/>
     <w:p>
       <w:pPr>
         <w:pStyle w:val="FirstParagraph"/>
@@ -38826,7 +39001,7 @@
         </m:oMath>
       </m:oMathPara>
     </w:p>
-    <w:bookmarkStart w:id="105" w:name="exm-exp-survfn"/>
+    <w:bookmarkStart w:id="109" w:name="exm-exp-survfn"/>
     <w:p>
       <w:pPr>
         <w:pStyle w:val="FirstParagraph"/>
@@ -39732,8 +39907,8 @@
         <w:t xml:space="preserve">.</w:t>
       </w:r>
     </w:p>
-    <w:bookmarkEnd w:id="105"/>
-    <w:bookmarkStart w:id="107" w:name="def-hazard"/>
+    <w:bookmarkEnd w:id="109"/>
+    <w:bookmarkStart w:id="111" w:name="def-hazard"/>
     <w:p>
       <w:pPr>
         <w:pStyle w:val="BodyText"/>
@@ -39950,7 +40125,7 @@
       <w:r>
         <w:t xml:space="preserve"> </w:t>
       </w:r>
-      <w:hyperlink r:id="rId106">
+      <w:hyperlink r:id="rId110">
         <w:r>
           <w:rPr>
             <w:rStyle w:val="Hyperlink"/>
@@ -40182,7 +40357,7 @@
         </m:oMath>
       </m:oMathPara>
     </w:p>
-    <w:bookmarkEnd w:id="107"/>
+    <w:bookmarkEnd w:id="111"/>
     <w:p>
       <w:pPr>
         <w:pStyle w:val="FirstParagraph"/>
@@ -40852,7 +41027,7 @@
         <w:t xml:space="preserve">The math is identical; only the name changes with the valence of the event.</w:t>
       </w:r>
     </w:p>
-    <w:bookmarkStart w:id="109" w:name="exm-hazard-exceeds-one"/>
+    <w:bookmarkStart w:id="113" w:name="exm-hazard-exceeds-one"/>
     <w:p>
       <w:pPr>
         <w:pStyle w:val="BodyText"/>
@@ -42360,7 +42535,7 @@
       <w:r>
         <w:t xml:space="preserve"> </w:t>
       </w:r>
-      <w:hyperlink r:id="rId108">
+      <w:hyperlink r:id="rId112">
         <w:r>
           <w:rPr>
             <w:rStyle w:val="Hyperlink"/>
@@ -42964,8 +43139,8 @@
         <w:t xml:space="preserve">a hazard is a rate, not a probability.</w:t>
       </w:r>
     </w:p>
-    <w:bookmarkEnd w:id="109"/>
-    <w:bookmarkStart w:id="110" w:name="def-discrete-hazard"/>
+    <w:bookmarkEnd w:id="113"/>
+    <w:bookmarkStart w:id="114" w:name="def-discrete-hazard"/>
     <w:p>
       <w:pPr>
         <w:pStyle w:val="BodyText"/>
@@ -43097,7 +43272,7 @@
       <w:r>
         <w:t xml:space="preserve"> </w:t>
       </w:r>
-      <w:hyperlink r:id="rId106">
+      <w:hyperlink r:id="rId110">
         <w:r>
           <w:rPr>
             <w:rStyle w:val="Hyperlink"/>
@@ -43217,8 +43392,8 @@
         </m:oMath>
       </m:oMathPara>
     </w:p>
-    <w:bookmarkEnd w:id="110"/>
-    <w:bookmarkStart w:id="111" w:name="exm-discrete-hazard"/>
+    <w:bookmarkEnd w:id="114"/>
+    <w:bookmarkStart w:id="115" w:name="exm-discrete-hazard"/>
     <w:p>
       <w:pPr>
         <w:pStyle w:val="FirstParagraph"/>
@@ -43962,8 +44137,8 @@
         <w:t xml:space="preserve">having gone without a six so far does not change the chance of a six on the next roll.</w:t>
       </w:r>
     </w:p>
-    <w:bookmarkEnd w:id="111"/>
-    <w:bookmarkStart w:id="112" w:name="cor-discrete-hazard-unit-interval"/>
+    <w:bookmarkEnd w:id="115"/>
+    <w:bookmarkStart w:id="116" w:name="cor-discrete-hazard-unit-interval"/>
     <w:p>
       <w:pPr>
         <w:pStyle w:val="BodyText"/>
@@ -44195,7 +44370,7 @@
         </m:oMath>
       </m:oMathPara>
     </w:p>
-    <w:bookmarkEnd w:id="112"/>
+    <w:bookmarkEnd w:id="116"/>
     <w:p>
       <w:pPr>
         <w:pStyle w:val="FirstParagraph"/>
@@ -44921,7 +45096,7 @@
         <w:t xml:space="preserve">the discrete-time hazard is a probability.</w:t>
       </w:r>
     </w:p>
-    <w:bookmarkStart w:id="113" w:name="thm-hazard-dens-surv"/>
+    <w:bookmarkStart w:id="117" w:name="thm-hazard-dens-surv"/>
     <w:p>
       <w:pPr>
         <w:pStyle w:val="BodyText"/>
@@ -45193,7 +45368,7 @@
         </m:oMath>
       </m:oMathPara>
     </w:p>
-    <w:bookmarkEnd w:id="113"/>
+    <w:bookmarkEnd w:id="117"/>
     <w:p>
       <w:pPr>
         <w:pStyle w:val="FirstParagraph"/>
@@ -45396,7 +45571,7 @@
       <w:r>
         <w:t xml:space="preserve"> </w:t>
       </w:r>
-      <w:hyperlink r:id="rId108">
+      <w:hyperlink r:id="rId112">
         <w:r>
           <w:rPr>
             <w:rStyle w:val="Hyperlink"/>
@@ -46756,7 +46931,7 @@
         </m:oMath>
       </m:oMathPara>
     </w:p>
-    <w:bookmarkStart w:id="114" w:name="exm-exp-haz"/>
+    <w:bookmarkStart w:id="118" w:name="exm-exp-haz"/>
     <w:p>
       <w:pPr>
         <w:pStyle w:val="FirstParagraph"/>
@@ -47476,8 +47651,8 @@
         <w:t xml:space="preserve">.</w:t>
       </w:r>
     </w:p>
-    <w:bookmarkEnd w:id="114"/>
-    <w:bookmarkStart w:id="115" w:name="def-cuhaz"/>
+    <w:bookmarkEnd w:id="118"/>
+    <w:bookmarkStart w:id="119" w:name="def-cuhaz"/>
     <w:p>
       <w:pPr>
         <w:pStyle w:val="BodyText"/>
@@ -47741,8 +47916,8 @@
         </m:oMath>
       </m:oMathPara>
     </w:p>
-    <w:bookmarkEnd w:id="115"/>
-    <w:bookmarkStart w:id="116" w:name="exm-exp-cumhaz"/>
+    <w:bookmarkEnd w:id="119"/>
+    <w:bookmarkStart w:id="120" w:name="exm-exp-cumhaz"/>
     <w:p>
       <w:pPr>
         <w:pStyle w:val="FirstParagraph"/>
@@ -48206,8 +48381,8 @@
         <w:t xml:space="preserve">.</w:t>
       </w:r>
     </w:p>
-    <w:bookmarkEnd w:id="116"/>
-    <w:bookmarkStart w:id="117" w:name="cor-cuhaz-nonneg"/>
+    <w:bookmarkEnd w:id="120"/>
+    <w:bookmarkStart w:id="121" w:name="cor-cuhaz-nonneg"/>
     <w:p>
       <w:pPr>
         <w:pStyle w:val="BodyText"/>
@@ -48445,7 +48620,7 @@
         </m:oMath>
       </m:oMathPara>
     </w:p>
-    <w:bookmarkEnd w:id="117"/>
+    <w:bookmarkEnd w:id="121"/>
     <w:p>
       <w:pPr>
         <w:pStyle w:val="FirstParagraph"/>
@@ -50118,7 +50293,7 @@
         <w:t xml:space="preserve">is the form most survival-analysis texts use.</w:t>
       </w:r>
     </w:p>
-    <w:bookmarkStart w:id="119" w:name="cor-surv-int-haz"/>
+    <w:bookmarkStart w:id="123" w:name="cor-surv-int-haz"/>
     <w:p>
       <w:pPr>
         <w:pStyle w:val="BodyText"/>
@@ -50329,7 +50504,7 @@
       <w:pPr>
         <w:pStyle w:val="BodyText"/>
       </w:pPr>
-      <w:bookmarkStart w:id="118" w:name="eq-surv-int-haz"/>
+      <w:bookmarkStart w:id="122" w:name="eq-surv-int-haz"/>
       <m:oMathPara>
         <m:oMathParaPr>
           <m:jc m:val="center"/>
@@ -50431,9 +50606,9 @@
           </m:r>
         </m:oMath>
       </m:oMathPara>
-      <w:bookmarkEnd w:id="118"/>
+      <w:bookmarkEnd w:id="122"/>
     </w:p>
-    <w:bookmarkEnd w:id="119"/>
+    <w:bookmarkEnd w:id="123"/>
     <w:p>
       <w:pPr>
         <w:pStyle w:val="FirstParagraph"/>
@@ -52009,7 +52184,7 @@
         <w:t xml:space="preserve">.</w:t>
       </w:r>
     </w:p>
-    <w:bookmarkStart w:id="120" w:name="exm-exp-surv-int-haz"/>
+    <w:bookmarkStart w:id="124" w:name="exm-exp-surv-int-haz"/>
     <w:p>
       <w:pPr>
         <w:pStyle w:val="BodyText"/>
@@ -52296,7 +52471,7 @@
         <w:t xml:space="preserve">.</w:t>
       </w:r>
     </w:p>
-    <w:bookmarkEnd w:id="120"/>
+    <w:bookmarkEnd w:id="124"/>
     <w:tbl>
       <w:tblPr>
         <w:tblStyle w:val="Table"/>
@@ -52310,7 +52485,7 @@
       <w:tr>
         <w:tc>
           <w:tcPr/>
-          <w:bookmarkStart w:id="121" w:name="tbl-prob-dist-fns"/>
+          <w:bookmarkStart w:id="125" w:name="tbl-prob-dist-fns"/>
           <w:p>
             <w:pPr>
               <w:jc w:val="center"/>
@@ -53281,7 +53456,7 @@
               </w:tc>
             </w:tr>
           </w:tbl>
-          <w:bookmarkEnd w:id="121"/>
+          <w:bookmarkEnd w:id="125"/>
           <w:p/>
         </w:tc>
       </w:tr>
@@ -54247,8 +54422,8 @@
         </m:oMath>
       </m:oMathPara>
     </w:p>
-    <w:bookmarkEnd w:id="122"/>
-    <w:bookmarkStart w:id="140" w:name="references"/>
+    <w:bookmarkEnd w:id="126"/>
+    <w:bookmarkStart w:id="146" w:name="references"/>
     <w:p>
       <w:pPr>
         <w:pStyle w:val="Heading2"/>
@@ -54257,8 +54432,59 @@
         <w:t xml:space="preserve">References</w:t>
       </w:r>
     </w:p>
-    <w:bookmarkStart w:id="139" w:name="refs"/>
-    <w:bookmarkStart w:id="123" w:name="ref-billingsley1995probability"/>
+    <w:bookmarkStart w:id="145" w:name="refs"/>
+    <w:bookmarkStart w:id="128" w:name="ref-fiveminuteai_probstat"/>
+    <w:p>
+      <w:pPr>
+        <w:pStyle w:val="Bibliography"/>
+      </w:pPr>
+      <w:ins w:id="4" w:author="PR Preview" w:date="2026-01-01T00:00:00Z">
+        <w:r>
+          <w:t xml:space="preserve">5MinuteAI. n.d.</w:t>
+        </w:r>
+      </w:ins>
+      <w:ins w:id="5" w:author="PR Preview" w:date="2026-01-01T00:00:00Z">
+        <w:r>
+          <w:t xml:space="preserve"> </w:t>
+        </w:r>
+      </w:ins>
+      <w:ins w:id="6" w:author="PR Preview" w:date="2026-01-01T00:00:00Z">
+        <w:r>
+          <w:rPr>
+            <w:i/>
+            <w:iCs/>
+          </w:rPr>
+          <w:t xml:space="preserve">Probability &amp; Statistics</w:t>
+        </w:r>
+      </w:ins>
+      <w:ins w:id="7" w:author="PR Preview" w:date="2026-01-01T00:00:00Z">
+        <w:r>
+          <w:t xml:space="preserve">. Video playlist on YouTube. Accessed October 12, 2026.</w:t>
+        </w:r>
+      </w:ins>
+      <w:ins w:id="8" w:author="PR Preview" w:date="2026-01-01T00:00:00Z">
+        <w:r>
+          <w:t xml:space="preserve"> </w:t>
+        </w:r>
+      </w:ins>
+      <w:hyperlink r:id="rId127">
+        <w:ins w:id="9" w:author="PR Preview" w:date="2026-01-01T00:00:00Z">
+          <w:r>
+            <w:rPr>
+              <w:rStyle w:val="Hyperlink"/>
+            </w:rPr>
+            <w:t xml:space="preserve">https://www.youtube.com/playlist?list=PLeB45KifGiuHesi4PALNZSYZFhViVGQJK</w:t>
+          </w:r>
+        </w:ins>
+      </w:hyperlink>
+      <w:ins w:id="10" w:author="PR Preview" w:date="2026-01-01T00:00:00Z">
+        <w:r>
+          <w:t xml:space="preserve">.</w:t>
+        </w:r>
+      </w:ins>
+    </w:p>
+    <w:bookmarkEnd w:id="128"/>
+    <w:bookmarkStart w:id="129" w:name="ref-billingsley1995probability"/>
     <w:p>
       <w:pPr>
         <w:pStyle w:val="Bibliography"/>
@@ -54280,8 +54506,8 @@
         <w:t xml:space="preserve">. 3rd ed. Wiley Series in Probability and Mathematical Statistics. Wiley.</w:t>
       </w:r>
     </w:p>
-    <w:bookmarkEnd w:id="123"/>
-    <w:bookmarkStart w:id="125" w:name="ref-CaseBerg01"/>
+    <w:bookmarkEnd w:id="129"/>
+    <w:bookmarkStart w:id="131" w:name="ref-CaseBerg01"/>
     <w:p>
       <w:pPr>
         <w:pStyle w:val="Bibliography"/>
@@ -54305,7 +54531,7 @@
       <w:r>
         <w:t xml:space="preserve"> </w:t>
       </w:r>
-      <w:hyperlink r:id="rId124">
+      <w:hyperlink r:id="rId130">
         <w:r>
           <w:rPr>
             <w:rStyle w:val="Hyperlink"/>
@@ -54317,8 +54543,8 @@
         <w:t xml:space="preserve">.</w:t>
       </w:r>
     </w:p>
-    <w:bookmarkEnd w:id="125"/>
-    <w:bookmarkStart w:id="127" w:name="ref-dobson4e"/>
+    <w:bookmarkEnd w:id="131"/>
+    <w:bookmarkStart w:id="133" w:name="ref-dobson4e"/>
     <w:p>
       <w:pPr>
         <w:pStyle w:val="Bibliography"/>
@@ -54342,7 +54568,7 @@
       <w:r>
         <w:t xml:space="preserve"> </w:t>
       </w:r>
-      <w:hyperlink r:id="rId126">
+      <w:hyperlink r:id="rId132">
         <w:r>
           <w:rPr>
             <w:rStyle w:val="Hyperlink"/>
@@ -54354,8 +54580,8 @@
         <w:t xml:space="preserve">.</w:t>
       </w:r>
     </w:p>
-    <w:bookmarkEnd w:id="127"/>
-    <w:bookmarkStart w:id="128" w:name="ref-hutchinson2024data471"/>
+    <w:bookmarkEnd w:id="133"/>
+    <w:bookmarkStart w:id="134" w:name="ref-hutchinson2024data471"/>
     <w:p>
       <w:pPr>
         <w:pStyle w:val="Bibliography"/>
@@ -54391,8 +54617,8 @@
         <w:t xml:space="preserve">. Western Washington University.</w:t>
       </w:r>
     </w:p>
-    <w:bookmarkEnd w:id="128"/>
-    <w:bookmarkStart w:id="130" w:name="ref-hutchinson_wwu_ml_videos"/>
+    <w:bookmarkEnd w:id="134"/>
+    <w:bookmarkStart w:id="136" w:name="ref-hutchinson_wwu_ml_videos"/>
     <w:p>
       <w:pPr>
         <w:pStyle w:val="Bibliography"/>
@@ -54458,7 +54684,7 @@
       <w:r>
         <w:t xml:space="preserve"> </w:t>
       </w:r>
-      <w:hyperlink r:id="rId129">
+      <w:hyperlink r:id="rId135">
         <w:r>
           <w:rPr>
             <w:rStyle w:val="Hyperlink"/>
@@ -54470,8 +54696,8 @@
         <w:t xml:space="preserve">.</w:t>
       </w:r>
     </w:p>
-    <w:bookmarkEnd w:id="130"/>
-    <w:bookmarkStart w:id="131" w:name="ref-kalbfleisch2011statistical"/>
+    <w:bookmarkEnd w:id="136"/>
+    <w:bookmarkStart w:id="137" w:name="ref-kalbfleisch2011statistical"/>
     <w:p>
       <w:pPr>
         <w:pStyle w:val="Bibliography"/>
@@ -54493,8 +54719,8 @@
         <w:t xml:space="preserve">. John Wiley &amp; Sons.</w:t>
       </w:r>
     </w:p>
-    <w:bookmarkEnd w:id="131"/>
-    <w:bookmarkStart w:id="133" w:name="ref-klein2003survival"/>
+    <w:bookmarkEnd w:id="137"/>
+    <w:bookmarkStart w:id="139" w:name="ref-klein2003survival"/>
     <w:p>
       <w:pPr>
         <w:pStyle w:val="Bibliography"/>
@@ -54518,7 +54744,7 @@
       <w:r>
         <w:t xml:space="preserve"> </w:t>
       </w:r>
-      <w:hyperlink r:id="rId132">
+      <w:hyperlink r:id="rId138">
         <w:r>
           <w:rPr>
             <w:rStyle w:val="Hyperlink"/>
@@ -54530,8 +54756,8 @@
         <w:t xml:space="preserve">.</w:t>
       </w:r>
     </w:p>
-    <w:bookmarkEnd w:id="133"/>
-    <w:bookmarkStart w:id="135" w:name="ref-kleinbaum2012survival"/>
+    <w:bookmarkEnd w:id="139"/>
+    <w:bookmarkStart w:id="141" w:name="ref-kleinbaum2012survival"/>
     <w:p>
       <w:pPr>
         <w:pStyle w:val="Bibliography"/>
@@ -54555,7 +54781,7 @@
       <w:r>
         <w:t xml:space="preserve"> </w:t>
       </w:r>
-      <w:hyperlink r:id="rId134">
+      <w:hyperlink r:id="rId140">
         <w:r>
           <w:rPr>
             <w:rStyle w:val="Hyperlink"/>
@@ -54567,8 +54793,8 @@
         <w:t xml:space="preserve">.</w:t>
       </w:r>
     </w:p>
-    <w:bookmarkEnd w:id="135"/>
-    <w:bookmarkStart w:id="136" w:name="ref-me4"/>
+    <w:bookmarkEnd w:id="141"/>
+    <w:bookmarkStart w:id="142" w:name="ref-me4"/>
     <w:p>
       <w:pPr>
         <w:pStyle w:val="Bibliography"/>
@@ -54590,8 +54816,8 @@
         <w:t xml:space="preserve">. Fourth edition. Wolters Kluwer.</w:t>
       </w:r>
     </w:p>
-    <w:bookmarkEnd w:id="136"/>
-    <w:bookmarkStart w:id="138" w:name="ref-vittinghoff2e"/>
+    <w:bookmarkEnd w:id="142"/>
+    <w:bookmarkStart w:id="144" w:name="ref-vittinghoff2e"/>
     <w:p>
       <w:pPr>
         <w:pStyle w:val="Bibliography"/>
@@ -54615,7 +54841,7 @@
       <w:r>
         <w:t xml:space="preserve"> </w:t>
       </w:r>
-      <w:hyperlink r:id="rId137">
+      <w:hyperlink r:id="rId143">
         <w:r>
           <w:rPr>
             <w:rStyle w:val="Hyperlink"/>
@@ -54627,9 +54853,9 @@
         <w:t xml:space="preserve">.</w:t>
       </w:r>
     </w:p>
-    <w:bookmarkEnd w:id="138"/>
-    <w:bookmarkEnd w:id="139"/>
-    <w:bookmarkEnd w:id="140"/>
+    <w:bookmarkEnd w:id="144"/>
+    <w:bookmarkEnd w:id="145"/>
+    <w:bookmarkEnd w:id="146"/>
     <w:sectPr>
       <w:footnotePr>
         <w:numRestart w:val="eachSect"/>

--- a/pr-preview/pr-109/random-variables-tracked-changes.docx
+++ b/pr-preview/pr-109/random-variables-tracked-changes.docx
@@ -26,7 +26,7 @@
       </w:pPr>
       <w:ins w:id="2" w:author="PR Preview" w:date="2026-01-01T00:00:00Z">
         <w:r>
-          <w:t xml:space="preserve">Last modified: 2026-10-12 17:23:50 (PDT)</w:t>
+          <w:t xml:space="preserve">Last modified: 2026-10-12 19:27:50 (PDT)</w:t>
         </w:r>
       </w:ins>
     </w:p>
@@ -4712,7 +4712,7 @@
     </w:p>
     <w:bookmarkEnd w:id="23"/>
     <w:bookmarkEnd w:id="24"/>
-    <w:bookmarkStart w:id="106" w:name="X07e058d1329d8fa48179146f153d016c4f9ff9a"/>
+    <w:bookmarkStart w:id="104" w:name="X07e058d1329d8fa48179146f153d016c4f9ff9a"/>
     <w:p>
       <w:pPr>
         <w:pStyle w:val="Heading2"/>
@@ -36203,7 +36203,7 @@
     </w:p>
     <w:bookmarkEnd w:id="93"/>
     <w:bookmarkEnd w:id="94"/>
-    <w:bookmarkStart w:id="105" w:name="sec-continuous-distributions"/>
+    <w:bookmarkStart w:id="103" w:name="sec-continuous-distributions"/>
     <w:p>
       <w:pPr>
         <w:pStyle w:val="Heading3"/>
@@ -37498,178 +37498,88 @@
       </w:pPr>
       <w:ins w:id="3" w:author="PR Preview" w:date="2026-01-01T00:00:00Z">
         <w:r>
+          <w:t xml:space="preserve">5MinuteAI explains</w:t>
+        </w:r>
+      </w:ins>
+      <w:ins w:id="4" w:author="PR Preview" w:date="2026-01-01T00:00:00Z">
+        <w:r>
           <w:t xml:space="preserve"> </w:t>
         </w:r>
       </w:ins>
+      <w:hyperlink r:id="rId101">
+        <w:ins w:id="5" w:author="PR Preview" w:date="2026-01-01T00:00:00Z">
+          <w:r>
+            <w:rPr>
+              <w:rStyle w:val="Hyperlink"/>
+            </w:rPr>
+            <w:t xml:space="preserve">discrete random variables</w:t>
+          </w:r>
+        </w:ins>
+      </w:hyperlink>
+      <w:ins w:id="6" w:author="PR Preview" w:date="2026-01-01T00:00:00Z">
+        <w:r>
+          <w:t xml:space="preserve"> </w:t>
+        </w:r>
+      </w:ins>
+      <w:ins w:id="7" w:author="PR Preview" w:date="2026-01-01T00:00:00Z">
+        <w:r>
+          <w:t xml:space="preserve">and</w:t>
+        </w:r>
+      </w:ins>
+      <w:ins w:id="8" w:author="PR Preview" w:date="2026-01-01T00:00:00Z">
+        <w:r>
+          <w:t xml:space="preserve"> </w:t>
+        </w:r>
+      </w:ins>
+      <w:hyperlink r:id="rId102">
+        <w:ins w:id="9" w:author="PR Preview" w:date="2026-01-01T00:00:00Z">
+          <w:r>
+            <w:rPr>
+              <w:rStyle w:val="Hyperlink"/>
+            </w:rPr>
+            <w:t xml:space="preserve">continuous random variables</w:t>
+          </w:r>
+        </w:ins>
+      </w:hyperlink>
+      <w:ins w:id="10" w:author="PR Preview" w:date="2026-01-01T00:00:00Z">
+        <w:r>
+          <w:t xml:space="preserve"> </w:t>
+        </w:r>
+      </w:ins>
+      <w:ins w:id="11" w:author="PR Preview" w:date="2026-01-01T00:00:00Z">
+        <w:r>
+          <w:t xml:space="preserve">in five minutes each,</w:t>
+        </w:r>
+      </w:ins>
+      <w:ins w:id="12" w:author="PR Preview" w:date="2026-01-01T00:00:00Z">
+        <w:r>
+          <w:t xml:space="preserve"> </w:t>
+        </w:r>
+      </w:ins>
+      <w:ins w:id="13" w:author="PR Preview" w:date="2026-01-01T00:00:00Z">
+        <w:r>
+          <w:t xml:space="preserve">following the University of Washington’s CSE 312</w:t>
+        </w:r>
+      </w:ins>
+      <w:ins w:id="14" w:author="PR Preview" w:date="2026-01-01T00:00:00Z">
+        <w:r>
+          <w:t xml:space="preserve"> </w:t>
+        </w:r>
+      </w:ins>
+      <w:ins w:id="15" w:author="PR Preview" w:date="2026-01-01T00:00:00Z">
+        <w:r>
+          <w:t xml:space="preserve">(5MinuteAI, n.d.)</w:t>
+        </w:r>
+      </w:ins>
+      <w:ins w:id="16" w:author="PR Preview" w:date="2026-01-01T00:00:00Z">
+        <w:r>
+          <w:t xml:space="preserve">.</w:t>
+        </w:r>
+      </w:ins>
     </w:p>
-    <w:tbl>
-      <w:tblPr>
-        <w:tblStyle w:val="Table"/>
-        <w:tblLook w:firstRow="0" w:lastRow="0" w:firstColumn="0" w:lastColumn="0" w:noHBand="0" w:noVBand="0" w:val="0000"/>
-        <w:tblBorders>
-          <w:top w:val="single" w:sz="4" w:space="0" w:color="00A047"/>
-          <w:left w:val="single" w:sz="24" w:space="0" w:color="00A047"/>
-          <w:bottom w:val="single" w:sz="4" w:space="0" w:color="00A047"/>
-          <w:right w:val="single" w:sz="4" w:space="0" w:color="00A047"/>
-        </w:tblBorders>
-        <w:tblCellMar>
-          <w:left w:w="144" w:type="dxa"/>
-          <w:right w:w="144" w:type="dxa"/>
-        </w:tblCellMar>
-        <w:tblLook w:firstRow="0" w:lastRow="0" w:firstColumn="0" w:lastColumn="0" w:noHBand="0" w:noVBand="0" w:val="0000"/>
-      </w:tblPr>
-      <w:tr>
-        <w:trPr>
-          <w:cantSplit/>
-        </w:trPr>
-        <w:tc>
-          <w:tcPr>
-            <w:shd w:color="auto" w:fill="ccf1e3" w:val="clear"/>
-            <w:tcMar>
-              <w:top w:w="92" w:type="dxa"/>
-              <w:bottom w:w="92" w:type="dxa"/>
-            </w:tcMar>
-          </w:tcPr>
-          <w:p>
-            <w:pPr>
-              <w:pStyle w:val="BodyText"/>
-            </w:pPr>
-            <w:pPr>
-              <w:spacing w:before="0" w:after="0"/>
-              <w:textAlignment w:val="center"/>
-            </w:pPr>
-            <w:r>
-              <w:drawing>
-                <wp:inline>
-                  <wp:extent cx="152400" cy="152400"/>
-                  <wp:effectExtent b="0" l="0" r="0" t="0"/>
-                  <wp:docPr descr="" title="" id="101" name="Picture"/>
-                  <a:graphic>
-                    <a:graphicData uri="http://schemas.openxmlformats.org/drawingml/2006/picture">
-                      <pic:pic>
-                        <pic:nvPicPr>
-                          <pic:cNvPr descr="/opt/quarto/share/formats/docx/tip.png" id="102" name="Picture"/>
-                          <pic:cNvPicPr>
-                            <a:picLocks noChangeArrowheads="1" noChangeAspect="1"/>
-                          </pic:cNvPicPr>
-                        </pic:nvPicPr>
-                        <pic:blipFill>
-                          <a:blip r:embed="rId96"/>
-                          <a:stretch>
-                            <a:fillRect/>
-                          </a:stretch>
-                        </pic:blipFill>
-                        <pic:spPr bwMode="auto">
-                          <a:xfrm>
-                            <a:off x="0" y="0"/>
-                            <a:ext cx="152400" cy="152400"/>
-                          </a:xfrm>
-                          <a:prstGeom prst="rect">
-                            <a:avLst/>
-                          </a:prstGeom>
-                          <a:noFill/>
-                          <a:ln w="9525">
-                            <a:noFill/>
-                            <a:headEnd/>
-                            <a:tailEnd/>
-                          </a:ln>
-                        </pic:spPr>
-                      </pic:pic>
-                    </a:graphicData>
-                  </a:graphic>
-                </wp:inline>
-              </w:drawing>
-            </w:r>
-            <w:r>
-              <w:t xml:space="preserve"> </w:t>
-            </w:r>
-            <w:r>
-              <w:t xml:space="preserve"> </w:t>
-            </w:r>
-            <w:r>
-              <w:t xml:space="preserve">Another explanation</w:t>
-            </w:r>
-          </w:p>
-        </w:tc>
-      </w:tr>
-      <w:tr>
-        <w:trPr>
-          <w:cantSplit/>
-        </w:trPr>
-        <w:tc>
-          <w:tcPr>
-            <w:tcMar>
-              <w:top w:w="108" w:type="dxa"/>
-              <w:bottom w:w="108" w:type="dxa"/>
-            </w:tcMar>
-          </w:tcPr>
-          <w:p>
-            <w:pPr>
-              <w:pStyle w:val="BodyText"/>
-            </w:pPr>
-            <w:pPr>
-              <w:spacing w:before="16" w:after="16"/>
-            </w:pPr>
-            <w:r>
-              <w:t xml:space="preserve">5MinuteAI explains</w:t>
-            </w:r>
-            <w:r>
-              <w:t xml:space="preserve"> </w:t>
-            </w:r>
-            <w:hyperlink r:id="rId103">
-              <w:r>
-                <w:rPr>
-                  <w:rStyle w:val="Hyperlink"/>
-                </w:rPr>
-                <w:t xml:space="preserve">discrete random variables</w:t>
-              </w:r>
-            </w:hyperlink>
-            <w:r>
-              <w:t xml:space="preserve"> </w:t>
-            </w:r>
-            <w:r>
-              <w:t xml:space="preserve">and</w:t>
-            </w:r>
-            <w:r>
-              <w:t xml:space="preserve"> </w:t>
-            </w:r>
-            <w:hyperlink r:id="rId104">
-              <w:r>
-                <w:rPr>
-                  <w:rStyle w:val="Hyperlink"/>
-                </w:rPr>
-                <w:t xml:space="preserve">continuous random variables</w:t>
-              </w:r>
-            </w:hyperlink>
-            <w:r>
-              <w:t xml:space="preserve"> </w:t>
-            </w:r>
-            <w:r>
-              <w:t xml:space="preserve">in five minutes each,</w:t>
-            </w:r>
-            <w:r>
-              <w:t xml:space="preserve"> </w:t>
-            </w:r>
-            <w:r>
-              <w:t xml:space="preserve">following the University of Washington’s CSE 312</w:t>
-            </w:r>
-            <w:r>
-              <w:t xml:space="preserve"> </w:t>
-            </w:r>
-            <w:r>
-              <w:t xml:space="preserve">(5MinuteAI, n.d.)</w:t>
-            </w:r>
-            <w:r>
-              <w:t xml:space="preserve">.</w:t>
-            </w:r>
-          </w:p>
-          <w:p/>
-        </w:tc>
-      </w:tr>
-    </w:tbl>
-    <w:bookmarkEnd w:id="105"/>
-    <w:bookmarkEnd w:id="106"/>
-    <w:bookmarkStart w:id="126" w:name="sec-prob-haz"/>
+    <w:bookmarkEnd w:id="103"/>
+    <w:bookmarkEnd w:id="104"/>
+    <w:bookmarkStart w:id="124" w:name="sec-prob-haz"/>
     <w:p>
       <w:pPr>
         <w:pStyle w:val="Heading2"/>
@@ -37678,7 +37588,7 @@
         <w:t xml:space="preserve">3 Survival, hazard, and cumulative hazard functions</w:t>
       </w:r>
     </w:p>
-    <w:bookmarkStart w:id="107" w:name="def-surv-fn"/>
+    <w:bookmarkStart w:id="105" w:name="def-surv-fn"/>
     <w:p>
       <w:pPr>
         <w:pStyle w:val="FirstParagraph"/>
@@ -37891,7 +37801,7 @@
         </m:oMath>
       </m:oMathPara>
     </w:p>
-    <w:bookmarkEnd w:id="107"/>
+    <w:bookmarkEnd w:id="105"/>
     <w:p>
       <w:pPr>
         <w:pStyle w:val="FirstParagraph"/>
@@ -37985,7 +37895,7 @@
         <w:t xml:space="preserve">The definition itself applies to any random variable.</w:t>
       </w:r>
     </w:p>
-    <w:bookmarkStart w:id="108" w:name="thm-survival-expressions-1"/>
+    <w:bookmarkStart w:id="106" w:name="thm-survival-expressions-1"/>
     <w:p>
       <w:pPr>
         <w:pStyle w:val="BodyText"/>
@@ -38278,7 +38188,7 @@
         </m:oMath>
       </m:oMathPara>
     </w:p>
-    <w:bookmarkEnd w:id="108"/>
+    <w:bookmarkEnd w:id="106"/>
     <w:p>
       <w:pPr>
         <w:pStyle w:val="FirstParagraph"/>
@@ -39001,7 +38911,7 @@
         </m:oMath>
       </m:oMathPara>
     </w:p>
-    <w:bookmarkStart w:id="109" w:name="exm-exp-survfn"/>
+    <w:bookmarkStart w:id="107" w:name="exm-exp-survfn"/>
     <w:p>
       <w:pPr>
         <w:pStyle w:val="FirstParagraph"/>
@@ -39907,8 +39817,8 @@
         <w:t xml:space="preserve">.</w:t>
       </w:r>
     </w:p>
-    <w:bookmarkEnd w:id="109"/>
-    <w:bookmarkStart w:id="111" w:name="def-hazard"/>
+    <w:bookmarkEnd w:id="107"/>
+    <w:bookmarkStart w:id="109" w:name="def-hazard"/>
     <w:p>
       <w:pPr>
         <w:pStyle w:val="BodyText"/>
@@ -40125,7 +40035,7 @@
       <w:r>
         <w:t xml:space="preserve"> </w:t>
       </w:r>
-      <w:hyperlink r:id="rId110">
+      <w:hyperlink r:id="rId108">
         <w:r>
           <w:rPr>
             <w:rStyle w:val="Hyperlink"/>
@@ -40357,7 +40267,7 @@
         </m:oMath>
       </m:oMathPara>
     </w:p>
-    <w:bookmarkEnd w:id="111"/>
+    <w:bookmarkEnd w:id="109"/>
     <w:p>
       <w:pPr>
         <w:pStyle w:val="FirstParagraph"/>
@@ -41027,7 +40937,7 @@
         <w:t xml:space="preserve">The math is identical; only the name changes with the valence of the event.</w:t>
       </w:r>
     </w:p>
-    <w:bookmarkStart w:id="113" w:name="exm-hazard-exceeds-one"/>
+    <w:bookmarkStart w:id="111" w:name="exm-hazard-exceeds-one"/>
     <w:p>
       <w:pPr>
         <w:pStyle w:val="BodyText"/>
@@ -42535,7 +42445,7 @@
       <w:r>
         <w:t xml:space="preserve"> </w:t>
       </w:r>
-      <w:hyperlink r:id="rId112">
+      <w:hyperlink r:id="rId110">
         <w:r>
           <w:rPr>
             <w:rStyle w:val="Hyperlink"/>
@@ -43139,8 +43049,8 @@
         <w:t xml:space="preserve">a hazard is a rate, not a probability.</w:t>
       </w:r>
     </w:p>
-    <w:bookmarkEnd w:id="113"/>
-    <w:bookmarkStart w:id="114" w:name="def-discrete-hazard"/>
+    <w:bookmarkEnd w:id="111"/>
+    <w:bookmarkStart w:id="112" w:name="def-discrete-hazard"/>
     <w:p>
       <w:pPr>
         <w:pStyle w:val="BodyText"/>
@@ -43272,7 +43182,7 @@
       <w:r>
         <w:t xml:space="preserve"> </w:t>
       </w:r>
-      <w:hyperlink r:id="rId110">
+      <w:hyperlink r:id="rId108">
         <w:r>
           <w:rPr>
             <w:rStyle w:val="Hyperlink"/>
@@ -43392,8 +43302,8 @@
         </m:oMath>
       </m:oMathPara>
     </w:p>
-    <w:bookmarkEnd w:id="114"/>
-    <w:bookmarkStart w:id="115" w:name="exm-discrete-hazard"/>
+    <w:bookmarkEnd w:id="112"/>
+    <w:bookmarkStart w:id="113" w:name="exm-discrete-hazard"/>
     <w:p>
       <w:pPr>
         <w:pStyle w:val="FirstParagraph"/>
@@ -44137,8 +44047,8 @@
         <w:t xml:space="preserve">having gone without a six so far does not change the chance of a six on the next roll.</w:t>
       </w:r>
     </w:p>
-    <w:bookmarkEnd w:id="115"/>
-    <w:bookmarkStart w:id="116" w:name="cor-discrete-hazard-unit-interval"/>
+    <w:bookmarkEnd w:id="113"/>
+    <w:bookmarkStart w:id="114" w:name="cor-discrete-hazard-unit-interval"/>
     <w:p>
       <w:pPr>
         <w:pStyle w:val="BodyText"/>
@@ -44370,7 +44280,7 @@
         </m:oMath>
       </m:oMathPara>
     </w:p>
-    <w:bookmarkEnd w:id="116"/>
+    <w:bookmarkEnd w:id="114"/>
     <w:p>
       <w:pPr>
         <w:pStyle w:val="FirstParagraph"/>
@@ -45096,7 +45006,7 @@
         <w:t xml:space="preserve">the discrete-time hazard is a probability.</w:t>
       </w:r>
     </w:p>
-    <w:bookmarkStart w:id="117" w:name="thm-hazard-dens-surv"/>
+    <w:bookmarkStart w:id="115" w:name="thm-hazard-dens-surv"/>
     <w:p>
       <w:pPr>
         <w:pStyle w:val="BodyText"/>
@@ -45368,7 +45278,7 @@
         </m:oMath>
       </m:oMathPara>
     </w:p>
-    <w:bookmarkEnd w:id="117"/>
+    <w:bookmarkEnd w:id="115"/>
     <w:p>
       <w:pPr>
         <w:pStyle w:val="FirstParagraph"/>
@@ -45571,7 +45481,7 @@
       <w:r>
         <w:t xml:space="preserve"> </w:t>
       </w:r>
-      <w:hyperlink r:id="rId112">
+      <w:hyperlink r:id="rId110">
         <w:r>
           <w:rPr>
             <w:rStyle w:val="Hyperlink"/>
@@ -46931,7 +46841,7 @@
         </m:oMath>
       </m:oMathPara>
     </w:p>
-    <w:bookmarkStart w:id="118" w:name="exm-exp-haz"/>
+    <w:bookmarkStart w:id="116" w:name="exm-exp-haz"/>
     <w:p>
       <w:pPr>
         <w:pStyle w:val="FirstParagraph"/>
@@ -47651,8 +47561,8 @@
         <w:t xml:space="preserve">.</w:t>
       </w:r>
     </w:p>
-    <w:bookmarkEnd w:id="118"/>
-    <w:bookmarkStart w:id="119" w:name="def-cuhaz"/>
+    <w:bookmarkEnd w:id="116"/>
+    <w:bookmarkStart w:id="117" w:name="def-cuhaz"/>
     <w:p>
       <w:pPr>
         <w:pStyle w:val="BodyText"/>
@@ -47916,8 +47826,8 @@
         </m:oMath>
       </m:oMathPara>
     </w:p>
-    <w:bookmarkEnd w:id="119"/>
-    <w:bookmarkStart w:id="120" w:name="exm-exp-cumhaz"/>
+    <w:bookmarkEnd w:id="117"/>
+    <w:bookmarkStart w:id="118" w:name="exm-exp-cumhaz"/>
     <w:p>
       <w:pPr>
         <w:pStyle w:val="FirstParagraph"/>
@@ -48381,8 +48291,8 @@
         <w:t xml:space="preserve">.</w:t>
       </w:r>
     </w:p>
-    <w:bookmarkEnd w:id="120"/>
-    <w:bookmarkStart w:id="121" w:name="cor-cuhaz-nonneg"/>
+    <w:bookmarkEnd w:id="118"/>
+    <w:bookmarkStart w:id="119" w:name="cor-cuhaz-nonneg"/>
     <w:p>
       <w:pPr>
         <w:pStyle w:val="BodyText"/>
@@ -48620,7 +48530,7 @@
         </m:oMath>
       </m:oMathPara>
     </w:p>
-    <w:bookmarkEnd w:id="121"/>
+    <w:bookmarkEnd w:id="119"/>
     <w:p>
       <w:pPr>
         <w:pStyle w:val="FirstParagraph"/>
@@ -50293,7 +50203,7 @@
         <w:t xml:space="preserve">is the form most survival-analysis texts use.</w:t>
       </w:r>
     </w:p>
-    <w:bookmarkStart w:id="123" w:name="cor-surv-int-haz"/>
+    <w:bookmarkStart w:id="121" w:name="cor-surv-int-haz"/>
     <w:p>
       <w:pPr>
         <w:pStyle w:val="BodyText"/>
@@ -50504,7 +50414,7 @@
       <w:pPr>
         <w:pStyle w:val="BodyText"/>
       </w:pPr>
-      <w:bookmarkStart w:id="122" w:name="eq-surv-int-haz"/>
+      <w:bookmarkStart w:id="120" w:name="eq-surv-int-haz"/>
       <m:oMathPara>
         <m:oMathParaPr>
           <m:jc m:val="center"/>
@@ -50606,9 +50516,9 @@
           </m:r>
         </m:oMath>
       </m:oMathPara>
-      <w:bookmarkEnd w:id="122"/>
+      <w:bookmarkEnd w:id="120"/>
     </w:p>
-    <w:bookmarkEnd w:id="123"/>
+    <w:bookmarkEnd w:id="121"/>
     <w:p>
       <w:pPr>
         <w:pStyle w:val="FirstParagraph"/>
@@ -52184,7 +52094,7 @@
         <w:t xml:space="preserve">.</w:t>
       </w:r>
     </w:p>
-    <w:bookmarkStart w:id="124" w:name="exm-exp-surv-int-haz"/>
+    <w:bookmarkStart w:id="122" w:name="exm-exp-surv-int-haz"/>
     <w:p>
       <w:pPr>
         <w:pStyle w:val="BodyText"/>
@@ -52471,7 +52381,7 @@
         <w:t xml:space="preserve">.</w:t>
       </w:r>
     </w:p>
-    <w:bookmarkEnd w:id="124"/>
+    <w:bookmarkEnd w:id="122"/>
     <w:tbl>
       <w:tblPr>
         <w:tblStyle w:val="Table"/>
@@ -52485,7 +52395,7 @@
       <w:tr>
         <w:tc>
           <w:tcPr/>
-          <w:bookmarkStart w:id="125" w:name="tbl-prob-dist-fns"/>
+          <w:bookmarkStart w:id="123" w:name="tbl-prob-dist-fns"/>
           <w:p>
             <w:pPr>
               <w:jc w:val="center"/>
@@ -53456,7 +53366,7 @@
               </w:tc>
             </w:tr>
           </w:tbl>
-          <w:bookmarkEnd w:id="125"/>
+          <w:bookmarkEnd w:id="123"/>
           <w:p/>
         </w:tc>
       </w:tr>
@@ -54422,8 +54332,8 @@
         </m:oMath>
       </m:oMathPara>
     </w:p>
-    <w:bookmarkEnd w:id="126"/>
-    <w:bookmarkStart w:id="146" w:name="references"/>
+    <w:bookmarkEnd w:id="124"/>
+    <w:bookmarkStart w:id="144" w:name="references"/>
     <w:p>
       <w:pPr>
         <w:pStyle w:val="Heading2"/>
@@ -54432,23 +54342,23 @@
         <w:t xml:space="preserve">References</w:t>
       </w:r>
     </w:p>
-    <w:bookmarkStart w:id="145" w:name="refs"/>
-    <w:bookmarkStart w:id="128" w:name="ref-fiveminuteai_probstat"/>
+    <w:bookmarkStart w:id="143" w:name="refs"/>
+    <w:bookmarkStart w:id="126" w:name="ref-fiveminuteai_probstat"/>
     <w:p>
       <w:pPr>
         <w:pStyle w:val="Bibliography"/>
       </w:pPr>
-      <w:ins w:id="4" w:author="PR Preview" w:date="2026-01-01T00:00:00Z">
+      <w:ins w:id="17" w:author="PR Preview" w:date="2026-01-01T00:00:00Z">
         <w:r>
           <w:t xml:space="preserve">5MinuteAI. n.d.</w:t>
         </w:r>
       </w:ins>
-      <w:ins w:id="5" w:author="PR Preview" w:date="2026-01-01T00:00:00Z">
+      <w:ins w:id="18" w:author="PR Preview" w:date="2026-01-01T00:00:00Z">
         <w:r>
           <w:t xml:space="preserve"> </w:t>
         </w:r>
       </w:ins>
-      <w:ins w:id="6" w:author="PR Preview" w:date="2026-01-01T00:00:00Z">
+      <w:ins w:id="19" w:author="PR Preview" w:date="2026-01-01T00:00:00Z">
         <w:r>
           <w:rPr>
             <w:i/>
@@ -54457,18 +54367,18 @@
           <w:t xml:space="preserve">Probability &amp; Statistics</w:t>
         </w:r>
       </w:ins>
-      <w:ins w:id="7" w:author="PR Preview" w:date="2026-01-01T00:00:00Z">
+      <w:ins w:id="20" w:author="PR Preview" w:date="2026-01-01T00:00:00Z">
         <w:r>
           <w:t xml:space="preserve">. Video playlist on YouTube. Accessed October 12, 2026.</w:t>
         </w:r>
       </w:ins>
-      <w:ins w:id="8" w:author="PR Preview" w:date="2026-01-01T00:00:00Z">
+      <w:ins w:id="21" w:author="PR Preview" w:date="2026-01-01T00:00:00Z">
         <w:r>
           <w:t xml:space="preserve"> </w:t>
         </w:r>
       </w:ins>
-      <w:hyperlink r:id="rId127">
-        <w:ins w:id="9" w:author="PR Preview" w:date="2026-01-01T00:00:00Z">
+      <w:hyperlink r:id="rId125">
+        <w:ins w:id="22" w:author="PR Preview" w:date="2026-01-01T00:00:00Z">
           <w:r>
             <w:rPr>
               <w:rStyle w:val="Hyperlink"/>
@@ -54477,14 +54387,14 @@
           </w:r>
         </w:ins>
       </w:hyperlink>
-      <w:ins w:id="10" w:author="PR Preview" w:date="2026-01-01T00:00:00Z">
+      <w:ins w:id="23" w:author="PR Preview" w:date="2026-01-01T00:00:00Z">
         <w:r>
           <w:t xml:space="preserve">.</w:t>
         </w:r>
       </w:ins>
     </w:p>
-    <w:bookmarkEnd w:id="128"/>
-    <w:bookmarkStart w:id="129" w:name="ref-billingsley1995probability"/>
+    <w:bookmarkEnd w:id="126"/>
+    <w:bookmarkStart w:id="127" w:name="ref-billingsley1995probability"/>
     <w:p>
       <w:pPr>
         <w:pStyle w:val="Bibliography"/>
@@ -54506,8 +54416,8 @@
         <w:t xml:space="preserve">. 3rd ed. Wiley Series in Probability and Mathematical Statistics. Wiley.</w:t>
       </w:r>
     </w:p>
-    <w:bookmarkEnd w:id="129"/>
-    <w:bookmarkStart w:id="131" w:name="ref-CaseBerg01"/>
+    <w:bookmarkEnd w:id="127"/>
+    <w:bookmarkStart w:id="129" w:name="ref-CaseBerg01"/>
     <w:p>
       <w:pPr>
         <w:pStyle w:val="Bibliography"/>
@@ -54531,7 +54441,7 @@
       <w:r>
         <w:t xml:space="preserve"> </w:t>
       </w:r>
-      <w:hyperlink r:id="rId130">
+      <w:hyperlink r:id="rId128">
         <w:r>
           <w:rPr>
             <w:rStyle w:val="Hyperlink"/>
@@ -54543,8 +54453,8 @@
         <w:t xml:space="preserve">.</w:t>
       </w:r>
     </w:p>
-    <w:bookmarkEnd w:id="131"/>
-    <w:bookmarkStart w:id="133" w:name="ref-dobson4e"/>
+    <w:bookmarkEnd w:id="129"/>
+    <w:bookmarkStart w:id="131" w:name="ref-dobson4e"/>
     <w:p>
       <w:pPr>
         <w:pStyle w:val="Bibliography"/>
@@ -54568,7 +54478,7 @@
       <w:r>
         <w:t xml:space="preserve"> </w:t>
       </w:r>
-      <w:hyperlink r:id="rId132">
+      <w:hyperlink r:id="rId130">
         <w:r>
           <w:rPr>
             <w:rStyle w:val="Hyperlink"/>
@@ -54580,8 +54490,8 @@
         <w:t xml:space="preserve">.</w:t>
       </w:r>
     </w:p>
-    <w:bookmarkEnd w:id="133"/>
-    <w:bookmarkStart w:id="134" w:name="ref-hutchinson2024data471"/>
+    <w:bookmarkEnd w:id="131"/>
+    <w:bookmarkStart w:id="132" w:name="ref-hutchinson2024data471"/>
     <w:p>
       <w:pPr>
         <w:pStyle w:val="Bibliography"/>
@@ -54617,8 +54527,8 @@
         <w:t xml:space="preserve">. Western Washington University.</w:t>
       </w:r>
     </w:p>
-    <w:bookmarkEnd w:id="134"/>
-    <w:bookmarkStart w:id="136" w:name="ref-hutchinson_wwu_ml_videos"/>
+    <w:bookmarkEnd w:id="132"/>
+    <w:bookmarkStart w:id="134" w:name="ref-hutchinson_wwu_ml_videos"/>
     <w:p>
       <w:pPr>
         <w:pStyle w:val="Bibliography"/>
@@ -54684,7 +54594,7 @@
       <w:r>
         <w:t xml:space="preserve"> </w:t>
       </w:r>
-      <w:hyperlink r:id="rId135">
+      <w:hyperlink r:id="rId133">
         <w:r>
           <w:rPr>
             <w:rStyle w:val="Hyperlink"/>
@@ -54696,8 +54606,8 @@
         <w:t xml:space="preserve">.</w:t>
       </w:r>
     </w:p>
-    <w:bookmarkEnd w:id="136"/>
-    <w:bookmarkStart w:id="137" w:name="ref-kalbfleisch2011statistical"/>
+    <w:bookmarkEnd w:id="134"/>
+    <w:bookmarkStart w:id="135" w:name="ref-kalbfleisch2011statistical"/>
     <w:p>
       <w:pPr>
         <w:pStyle w:val="Bibliography"/>
@@ -54719,8 +54629,8 @@
         <w:t xml:space="preserve">. John Wiley &amp; Sons.</w:t>
       </w:r>
     </w:p>
-    <w:bookmarkEnd w:id="137"/>
-    <w:bookmarkStart w:id="139" w:name="ref-klein2003survival"/>
+    <w:bookmarkEnd w:id="135"/>
+    <w:bookmarkStart w:id="137" w:name="ref-klein2003survival"/>
     <w:p>
       <w:pPr>
         <w:pStyle w:val="Bibliography"/>
@@ -54744,7 +54654,7 @@
       <w:r>
         <w:t xml:space="preserve"> </w:t>
       </w:r>
-      <w:hyperlink r:id="rId138">
+      <w:hyperlink r:id="rId136">
         <w:r>
           <w:rPr>
             <w:rStyle w:val="Hyperlink"/>
@@ -54756,8 +54666,8 @@
         <w:t xml:space="preserve">.</w:t>
       </w:r>
     </w:p>
-    <w:bookmarkEnd w:id="139"/>
-    <w:bookmarkStart w:id="141" w:name="ref-kleinbaum2012survival"/>
+    <w:bookmarkEnd w:id="137"/>
+    <w:bookmarkStart w:id="139" w:name="ref-kleinbaum2012survival"/>
     <w:p>
       <w:pPr>
         <w:pStyle w:val="Bibliography"/>
@@ -54781,7 +54691,7 @@
       <w:r>
         <w:t xml:space="preserve"> </w:t>
       </w:r>
-      <w:hyperlink r:id="rId140">
+      <w:hyperlink r:id="rId138">
         <w:r>
           <w:rPr>
             <w:rStyle w:val="Hyperlink"/>
@@ -54793,8 +54703,8 @@
         <w:t xml:space="preserve">.</w:t>
       </w:r>
     </w:p>
-    <w:bookmarkEnd w:id="141"/>
-    <w:bookmarkStart w:id="142" w:name="ref-me4"/>
+    <w:bookmarkEnd w:id="139"/>
+    <w:bookmarkStart w:id="140" w:name="ref-me4"/>
     <w:p>
       <w:pPr>
         <w:pStyle w:val="Bibliography"/>
@@ -54816,8 +54726,8 @@
         <w:t xml:space="preserve">. Fourth edition. Wolters Kluwer.</w:t>
       </w:r>
     </w:p>
-    <w:bookmarkEnd w:id="142"/>
-    <w:bookmarkStart w:id="144" w:name="ref-vittinghoff2e"/>
+    <w:bookmarkEnd w:id="140"/>
+    <w:bookmarkStart w:id="142" w:name="ref-vittinghoff2e"/>
     <w:p>
       <w:pPr>
         <w:pStyle w:val="Bibliography"/>
@@ -54841,7 +54751,7 @@
       <w:r>
         <w:t xml:space="preserve"> </w:t>
       </w:r>
-      <w:hyperlink r:id="rId143">
+      <w:hyperlink r:id="rId141">
         <w:r>
           <w:rPr>
             <w:rStyle w:val="Hyperlink"/>
@@ -54853,9 +54763,9 @@
         <w:t xml:space="preserve">.</w:t>
       </w:r>
     </w:p>
+    <w:bookmarkEnd w:id="142"/>
+    <w:bookmarkEnd w:id="143"/>
     <w:bookmarkEnd w:id="144"/>
-    <w:bookmarkEnd w:id="145"/>
-    <w:bookmarkEnd w:id="146"/>
     <w:sectPr>
       <w:footnotePr>
         <w:numRestart w:val="eachSect"/>

--- a/pr-preview/pr-109/random-variables-tracked-changes.docx
+++ b/pr-preview/pr-109/random-variables-tracked-changes.docx
@@ -16,7 +16,7 @@
       </w:pPr>
       <w:del w:id="1" w:author="PR Preview" w:date="2026-01-01T00:00:00Z">
         <w:r>
-          <w:delText xml:space="preserve">Last modified: 2026-10-12 16:25:27 (PDT)</w:delText>
+          <w:delText xml:space="preserve">Last modified: 2026-10-12 20:16:36 (PDT)</w:delText>
         </w:r>
       </w:del>
     </w:p>
@@ -26,11 +26,11 @@
       </w:pPr>
       <w:ins w:id="2" w:author="PR Preview" w:date="2026-01-01T00:00:00Z">
         <w:r>
-          <w:t xml:space="preserve">Last modified: 2026-10-12 19:27:50 (PDT)</w:t>
+          <w:t xml:space="preserve">Last modified: 2026-10-12 20:17:05 (PDT)</w:t>
         </w:r>
       </w:ins>
     </w:p>
-    <w:bookmarkStart w:id="24" w:name="sec-random-variables"/>
+    <w:bookmarkStart w:id="25" w:name="sec-random-variables"/>
     <w:p>
       <w:pPr>
         <w:pStyle w:val="Heading2"/>
@@ -39,7 +39,7 @@
         <w:t xml:space="preserve">1 Random variables</w:t>
       </w:r>
     </w:p>
-    <w:bookmarkStart w:id="11" w:name="def-random-variable"/>
+    <w:bookmarkStart w:id="12" w:name="def-random-variable"/>
     <w:p>
       <w:pPr>
         <w:pStyle w:val="FirstParagraph"/>
@@ -137,10 +137,24 @@
         <w:t xml:space="preserve"> </w:t>
       </w:r>
       <w:r>
-        <w:t xml:space="preserve">it assigns a number to each possible outcome of a random experiment.</w:t>
+        <w:t xml:space="preserve">it assigns a number to each possible outcome of a</w:t>
+      </w:r>
+      <w:r>
+        <w:t xml:space="preserve"> </w:t>
+      </w:r>
+      <w:hyperlink r:id="rId11">
+        <w:r>
+          <w:rPr>
+            <w:rStyle w:val="Hyperlink"/>
+          </w:rPr>
+          <w:t xml:space="preserve">random experiment</w:t>
+        </w:r>
+      </w:hyperlink>
+      <w:r>
+        <w:t xml:space="preserve">.</w:t>
       </w:r>
     </w:p>
-    <w:bookmarkEnd w:id="11"/>
+    <w:bookmarkEnd w:id="12"/>
     <w:p>
       <w:pPr>
         <w:pStyle w:val="BodyText"/>
@@ -427,7 +441,7 @@
       <w:r>
         <w:t xml:space="preserve"> </w:t>
       </w:r>
-      <w:hyperlink r:id="rId12">
+      <w:hyperlink r:id="rId13">
         <w:r>
           <w:rPr>
             <w:rStyle w:val="Hyperlink"/>
@@ -436,7 +450,7 @@
         </w:r>
       </w:hyperlink>
     </w:p>
-    <w:bookmarkStart w:id="13" w:name="exm-random-variable"/>
+    <w:bookmarkStart w:id="14" w:name="exm-random-variable"/>
     <w:p>
       <w:pPr>
         <w:pStyle w:val="BodyText"/>
@@ -951,8 +965,8 @@
         </m:oMath>
       </m:oMathPara>
     </w:p>
-    <w:bookmarkEnd w:id="13"/>
-    <w:bookmarkStart w:id="14" w:name="def-range"/>
+    <w:bookmarkEnd w:id="14"/>
+    <w:bookmarkStart w:id="15" w:name="def-range"/>
     <w:p>
       <w:pPr>
         <w:pStyle w:val="FirstParagraph"/>
@@ -1156,7 +1170,7 @@
         </m:oMath>
       </m:oMathPara>
     </w:p>
-    <w:bookmarkEnd w:id="14"/>
+    <w:bookmarkEnd w:id="15"/>
     <w:p>
       <w:pPr>
         <w:pStyle w:val="FirstParagraph"/>
@@ -1191,7 +1205,7 @@
       <w:r>
         <w:t xml:space="preserve"> </w:t>
       </w:r>
-      <w:hyperlink r:id="rId15">
+      <w:hyperlink r:id="rId16">
         <w:r>
           <w:rPr>
             <w:rStyle w:val="Hyperlink"/>
@@ -1285,7 +1299,7 @@
         <w:t xml:space="preserve">is the standard term.</w:t>
       </w:r>
     </w:p>
-    <w:bookmarkStart w:id="16" w:name="exm-range"/>
+    <w:bookmarkStart w:id="17" w:name="exm-range"/>
     <w:p>
       <w:pPr>
         <w:pStyle w:val="BodyText"/>
@@ -1391,8 +1405,8 @@
         <w:t xml:space="preserve">.</w:t>
       </w:r>
     </w:p>
-    <w:bookmarkEnd w:id="16"/>
-    <w:bookmarkStart w:id="18" w:name="def-discrete-rv"/>
+    <w:bookmarkEnd w:id="17"/>
+    <w:bookmarkStart w:id="19" w:name="def-discrete-rv"/>
     <w:p>
       <w:pPr>
         <w:pStyle w:val="BodyText"/>
@@ -1487,7 +1501,7 @@
       <w:r>
         <w:t xml:space="preserve"> </w:t>
       </w:r>
-      <w:hyperlink r:id="rId17">
+      <w:hyperlink r:id="rId18">
         <w:r>
           <w:rPr>
             <w:rStyle w:val="Hyperlink"/>
@@ -1499,8 +1513,8 @@
         <w:t xml:space="preserve">.</w:t>
       </w:r>
     </w:p>
-    <w:bookmarkEnd w:id="18"/>
-    <w:bookmarkStart w:id="19" w:name="exm-discrete-rv"/>
+    <w:bookmarkEnd w:id="19"/>
+    <w:bookmarkStart w:id="20" w:name="exm-discrete-rv"/>
     <w:p>
       <w:pPr>
         <w:pStyle w:val="BodyText"/>
@@ -1611,8 +1625,8 @@
         <w:t xml:space="preserve">.</w:t>
       </w:r>
     </w:p>
-    <w:bookmarkEnd w:id="19"/>
-    <w:bookmarkStart w:id="20" w:name="def-continuous-rv"/>
+    <w:bookmarkEnd w:id="20"/>
+    <w:bookmarkStart w:id="21" w:name="def-continuous-rv"/>
     <w:p>
       <w:pPr>
         <w:pStyle w:val="BodyText"/>
@@ -1735,7 +1749,7 @@
         <w:t xml:space="preserve">.</w:t>
       </w:r>
     </w:p>
-    <w:bookmarkEnd w:id="20"/>
+    <w:bookmarkEnd w:id="21"/>
     <w:p>
       <w:pPr>
         <w:pStyle w:val="BodyText"/>
@@ -1780,7 +1794,7 @@
         <w:t xml:space="preserve">but they do not arise in applications.</w:t>
       </w:r>
     </w:p>
-    <w:bookmarkStart w:id="22" w:name="exm-continuous-rv"/>
+    <w:bookmarkStart w:id="23" w:name="exm-continuous-rv"/>
     <w:p>
       <w:pPr>
         <w:pStyle w:val="BodyText"/>
@@ -2224,7 +2238,7 @@
       <w:r>
         <w:t xml:space="preserve"> </w:t>
       </w:r>
-      <w:hyperlink r:id="rId21">
+      <w:hyperlink r:id="rId22">
         <w:r>
           <w:rPr>
             <w:rStyle w:val="Hyperlink"/>
@@ -2445,8 +2459,8 @@
         <w:t xml:space="preserve">, is uncountable.</w:t>
       </w:r>
     </w:p>
-    <w:bookmarkEnd w:id="22"/>
-    <w:bookmarkStart w:id="23" w:name="exm-mixed-rv"/>
+    <w:bookmarkEnd w:id="23"/>
+    <w:bookmarkStart w:id="24" w:name="exm-mixed-rv"/>
     <w:p>
       <w:pPr>
         <w:pStyle w:val="BodyText"/>
@@ -3997,7 +4011,7 @@
       <w:r>
         <w:t xml:space="preserve"> </w:t>
       </w:r>
-      <w:hyperlink r:id="rId21">
+      <w:hyperlink r:id="rId22">
         <w:r>
           <w:rPr>
             <w:rStyle w:val="Hyperlink"/>
@@ -4710,9 +4724,9 @@
         <w:t xml:space="preserve">.</w:t>
       </w:r>
     </w:p>
-    <w:bookmarkEnd w:id="23"/>
     <w:bookmarkEnd w:id="24"/>
-    <w:bookmarkStart w:id="104" w:name="X07e058d1329d8fa48179146f153d016c4f9ff9a"/>
+    <w:bookmarkEnd w:id="25"/>
+    <w:bookmarkStart w:id="105" w:name="X07e058d1329d8fa48179146f153d016c4f9ff9a"/>
     <w:p>
       <w:pPr>
         <w:pStyle w:val="Heading2"/>
@@ -4721,7 +4735,7 @@
         <w:t xml:space="preserve">2 Characteristics of probability distributions</w:t>
       </w:r>
     </w:p>
-    <w:bookmarkStart w:id="25" w:name="def-pmf"/>
+    <w:bookmarkStart w:id="26" w:name="def-pmf"/>
     <w:p>
       <w:pPr>
         <w:pStyle w:val="FirstParagraph"/>
@@ -5121,7 +5135,7 @@
         </m:oMath>
       </m:oMathPara>
     </w:p>
-    <w:bookmarkEnd w:id="25"/>
+    <w:bookmarkEnd w:id="26"/>
     <w:p>
       <w:pPr>
         <w:pStyle w:val="FirstParagraph"/>
@@ -5142,7 +5156,7 @@
       <w:r>
         <w:t xml:space="preserve"> </w:t>
       </w:r>
-      <w:hyperlink r:id="rId26">
+      <w:hyperlink r:id="rId27">
         <w:r>
           <w:rPr>
             <w:rStyle w:val="Hyperlink"/>
@@ -5151,7 +5165,7 @@
         </w:r>
       </w:hyperlink>
     </w:p>
-    <w:bookmarkStart w:id="27" w:name="exm-pmf"/>
+    <w:bookmarkStart w:id="28" w:name="exm-pmf"/>
     <w:p>
       <w:pPr>
         <w:pStyle w:val="BodyText"/>
@@ -5384,8 +5398,8 @@
         </m:oMath>
       </m:oMathPara>
     </w:p>
-    <w:bookmarkEnd w:id="27"/>
-    <w:bookmarkStart w:id="28" w:name="def-bernoulli"/>
+    <w:bookmarkEnd w:id="28"/>
+    <w:bookmarkStart w:id="29" w:name="def-bernoulli"/>
     <w:p>
       <w:pPr>
         <w:pStyle w:val="FirstParagraph"/>
@@ -5812,8 +5826,8 @@
         </m:oMath>
       </m:oMathPara>
     </w:p>
-    <w:bookmarkEnd w:id="28"/>
-    <w:bookmarkStart w:id="29" w:name="exm-bernoulli-pmf"/>
+    <w:bookmarkEnd w:id="29"/>
+    <w:bookmarkStart w:id="30" w:name="exm-bernoulli-pmf"/>
     <w:p>
       <w:pPr>
         <w:pStyle w:val="FirstParagraph"/>
@@ -6457,8 +6471,8 @@
         <w:t xml:space="preserve">.</w:t>
       </w:r>
     </w:p>
-    <w:bookmarkEnd w:id="29"/>
-    <w:bookmarkStart w:id="31" w:name="def-pdf"/>
+    <w:bookmarkEnd w:id="30"/>
+    <w:bookmarkStart w:id="32" w:name="def-pdf"/>
     <w:p>
       <w:pPr>
         <w:pStyle w:val="BodyText"/>
@@ -6819,7 +6833,7 @@
       <w:r>
         <w:t xml:space="preserve"> </w:t>
       </w:r>
-      <w:hyperlink r:id="rId30">
+      <w:hyperlink r:id="rId31">
         <w:r>
           <w:rPr>
             <w:rStyle w:val="Hyperlink"/>
@@ -6974,7 +6988,7 @@
         </m:oMath>
       </m:oMathPara>
     </w:p>
-    <w:bookmarkEnd w:id="31"/>
+    <w:bookmarkEnd w:id="32"/>
     <w:p>
       <w:pPr>
         <w:pStyle w:val="FirstParagraph"/>
@@ -6995,7 +7009,7 @@
       <w:r>
         <w:t xml:space="preserve"> </w:t>
       </w:r>
-      <w:hyperlink r:id="rId32">
+      <w:hyperlink r:id="rId33">
         <w:r>
           <w:rPr>
             <w:rStyle w:val="Hyperlink"/>
@@ -7004,7 +7018,7 @@
         </w:r>
       </w:hyperlink>
     </w:p>
-    <w:bookmarkStart w:id="34" w:name="def-uniform-set"/>
+    <w:bookmarkStart w:id="35" w:name="def-uniform-set"/>
     <w:p>
       <w:pPr>
         <w:pStyle w:val="BodyText"/>
@@ -7039,7 +7053,7 @@
       <w:r>
         <w:t xml:space="preserve"> </w:t>
       </w:r>
-      <w:hyperlink r:id="rId33">
+      <w:hyperlink r:id="rId34">
         <w:r>
           <w:rPr>
             <w:rStyle w:val="Hyperlink"/>
@@ -7147,7 +7161,7 @@
       <w:r>
         <w:t xml:space="preserve"> </w:t>
       </w:r>
-      <w:hyperlink r:id="rId30">
+      <w:hyperlink r:id="rId31">
         <w:r>
           <w:rPr>
             <w:rStyle w:val="Hyperlink"/>
@@ -7280,8 +7294,8 @@
         </m:oMath>
       </m:oMathPara>
     </w:p>
-    <w:bookmarkEnd w:id="34"/>
-    <w:bookmarkStart w:id="35" w:name="def-uniform"/>
+    <w:bookmarkEnd w:id="35"/>
+    <w:bookmarkStart w:id="36" w:name="def-uniform"/>
     <w:p>
       <w:pPr>
         <w:pStyle w:val="FirstParagraph"/>
@@ -7654,8 +7668,8 @@
         </m:oMath>
       </m:oMathPara>
     </w:p>
-    <w:bookmarkEnd w:id="35"/>
-    <w:bookmarkStart w:id="36" w:name="exm-pdf"/>
+    <w:bookmarkEnd w:id="36"/>
+    <w:bookmarkStart w:id="37" w:name="exm-pdf"/>
     <w:p>
       <w:pPr>
         <w:pStyle w:val="FirstParagraph"/>
@@ -8557,8 +8571,8 @@
         <w:t xml:space="preserve">there.</w:t>
       </w:r>
     </w:p>
-    <w:bookmarkEnd w:id="36"/>
-    <w:bookmarkStart w:id="37" w:name="thm-density-not-unique"/>
+    <w:bookmarkEnd w:id="37"/>
+    <w:bookmarkStart w:id="38" w:name="thm-density-not-unique"/>
     <w:p>
       <w:pPr>
         <w:pStyle w:val="BodyText"/>
@@ -8693,7 +8707,7 @@
         <w:t xml:space="preserve">.</w:t>
       </w:r>
     </w:p>
-    <w:bookmarkEnd w:id="37"/>
+    <w:bookmarkEnd w:id="38"/>
     <w:p>
       <w:pPr>
         <w:pStyle w:val="BodyText"/>
@@ -9243,7 +9257,7 @@
         <w:t xml:space="preserve">These notes use the version that is continuous wherever possible.</w:t>
       </w:r>
     </w:p>
-    <w:bookmarkStart w:id="38" w:name="thm-continuous-no-density"/>
+    <w:bookmarkStart w:id="39" w:name="thm-continuous-no-density"/>
     <w:p>
       <w:pPr>
         <w:pStyle w:val="BodyText"/>
@@ -9282,7 +9296,7 @@
         <w:t xml:space="preserve">.</w:t>
       </w:r>
     </w:p>
-    <w:bookmarkEnd w:id="38"/>
+    <w:bookmarkEnd w:id="39"/>
     <w:p>
       <w:pPr>
         <w:pStyle w:val="BodyText"/>
@@ -9309,7 +9323,7 @@
       <w:r>
         <w:t xml:space="preserve"> </w:t>
       </w:r>
-      <w:hyperlink r:id="rId39">
+      <w:hyperlink r:id="rId40">
         <w:r>
           <w:rPr>
             <w:rStyle w:val="Hyperlink"/>
@@ -9373,7 +9387,7 @@
         <w:t xml:space="preserve">do not arise in applications.</w:t>
       </w:r>
     </w:p>
-    <w:bookmarkStart w:id="40" w:name="def-normal"/>
+    <w:bookmarkStart w:id="41" w:name="def-normal"/>
     <w:p>
       <w:pPr>
         <w:pStyle w:val="BodyText"/>
@@ -9788,8 +9802,8 @@
         </m:oMath>
       </m:oMathPara>
     </w:p>
-    <w:bookmarkEnd w:id="40"/>
-    <w:bookmarkStart w:id="41" w:name="exm-normal"/>
+    <w:bookmarkEnd w:id="41"/>
+    <w:bookmarkStart w:id="42" w:name="exm-normal"/>
     <w:p>
       <w:pPr>
         <w:pStyle w:val="FirstParagraph"/>
@@ -10378,7 +10392,7 @@
         <w:t xml:space="preserve">a density greater than 1.</w:t>
       </w:r>
     </w:p>
-    <w:bookmarkEnd w:id="41"/>
+    <w:bookmarkEnd w:id="42"/>
     <w:p>
       <w:pPr>
         <w:pStyle w:val="BodyText"/>
@@ -10420,7 +10434,7 @@
         <w:t xml:space="preserve">does.</w:t>
       </w:r>
     </w:p>
-    <w:bookmarkStart w:id="44" w:name="thm-normal-density"/>
+    <w:bookmarkStart w:id="45" w:name="thm-normal-density"/>
     <w:p>
       <w:pPr>
         <w:pStyle w:val="BodyText"/>
@@ -10758,7 +10772,7 @@
       <w:r>
         <w:t xml:space="preserve"> </w:t>
       </w:r>
-      <w:hyperlink r:id="rId42">
+      <w:hyperlink r:id="rId43">
         <w:r>
           <w:rPr>
             <w:rStyle w:val="Hyperlink"/>
@@ -10814,7 +10828,7 @@
       <w:r>
         <w:t xml:space="preserve"> </w:t>
       </w:r>
-      <w:hyperlink r:id="rId43">
+      <w:hyperlink r:id="rId44">
         <w:r>
           <w:rPr>
             <w:rStyle w:val="Hyperlink"/>
@@ -10874,7 +10888,7 @@
         <w:t xml:space="preserve">.</w:t>
       </w:r>
     </w:p>
-    <w:bookmarkEnd w:id="44"/>
+    <w:bookmarkEnd w:id="45"/>
     <w:p>
       <w:pPr>
         <w:pStyle w:val="BodyText"/>
@@ -10920,7 +10934,7 @@
         <w:t xml:space="preserve">These facts are where the parameters’ names come from.</w:t>
       </w:r>
     </w:p>
-    <w:bookmarkStart w:id="45" w:name="def-std-normal"/>
+    <w:bookmarkStart w:id="46" w:name="def-std-normal"/>
     <w:p>
       <w:pPr>
         <w:pStyle w:val="BodyText"/>
@@ -11014,8 +11028,8 @@
         <w:t xml:space="preserve">.</w:t>
       </w:r>
     </w:p>
-    <w:bookmarkEnd w:id="45"/>
-    <w:bookmarkStart w:id="46" w:name="exm-std-normal"/>
+    <w:bookmarkEnd w:id="46"/>
+    <w:bookmarkStart w:id="47" w:name="exm-std-normal"/>
     <w:p>
       <w:pPr>
         <w:pStyle w:val="BodyText"/>
@@ -11374,8 +11388,8 @@
         <w:t xml:space="preserve">.</w:t>
       </w:r>
     </w:p>
-    <w:bookmarkEnd w:id="46"/>
-    <w:bookmarkStart w:id="47" w:name="def-exponential"/>
+    <w:bookmarkEnd w:id="47"/>
+    <w:bookmarkStart w:id="48" w:name="def-exponential"/>
     <w:p>
       <w:pPr>
         <w:pStyle w:val="BodyText"/>
@@ -11633,8 +11647,8 @@
         </m:oMath>
       </m:oMathPara>
     </w:p>
-    <w:bookmarkEnd w:id="47"/>
-    <w:bookmarkStart w:id="48" w:name="exm-exponential"/>
+    <w:bookmarkEnd w:id="48"/>
+    <w:bookmarkStart w:id="49" w:name="exm-exponential"/>
     <w:p>
       <w:pPr>
         <w:pStyle w:val="FirstParagraph"/>
@@ -12172,8 +12186,8 @@
         <w:t xml:space="preserve">.</w:t>
       </w:r>
     </w:p>
-    <w:bookmarkEnd w:id="48"/>
-    <w:bookmarkStart w:id="49" w:name="def-cdf"/>
+    <w:bookmarkEnd w:id="49"/>
+    <w:bookmarkStart w:id="50" w:name="def-cdf"/>
     <w:p>
       <w:pPr>
         <w:pStyle w:val="BodyText"/>
@@ -12338,7 +12352,7 @@
         </m:oMath>
       </m:oMathPara>
     </w:p>
-    <w:bookmarkEnd w:id="49"/>
+    <w:bookmarkEnd w:id="50"/>
     <w:p>
       <w:pPr>
         <w:pStyle w:val="FirstParagraph"/>
@@ -12381,7 +12395,7 @@
       <w:r>
         <w:t xml:space="preserve"> </w:t>
       </w:r>
-      <w:hyperlink r:id="rId50">
+      <w:hyperlink r:id="rId51">
         <w:r>
           <w:rPr>
             <w:rStyle w:val="Hyperlink"/>
@@ -12390,7 +12404,7 @@
         </w:r>
       </w:hyperlink>
     </w:p>
-    <w:bookmarkStart w:id="51" w:name="exm-cdf"/>
+    <w:bookmarkStart w:id="52" w:name="exm-cdf"/>
     <w:p>
       <w:pPr>
         <w:pStyle w:val="BodyText"/>
@@ -12653,8 +12667,8 @@
         </m:oMath>
       </m:oMathPara>
     </w:p>
-    <w:bookmarkEnd w:id="51"/>
-    <w:bookmarkStart w:id="52" w:name="thm-cdf-properties"/>
+    <w:bookmarkEnd w:id="52"/>
+    <w:bookmarkStart w:id="53" w:name="thm-cdf-properties"/>
     <w:p>
       <w:pPr>
         <w:pStyle w:val="FirstParagraph"/>
@@ -12853,7 +12867,7 @@
         </m:oMath>
       </m:oMathPara>
     </w:p>
-    <w:bookmarkEnd w:id="52"/>
+    <w:bookmarkEnd w:id="53"/>
     <w:p>
       <w:pPr>
         <w:pStyle w:val="FirstParagraph"/>
@@ -13021,7 +13035,7 @@
       <w:r>
         <w:t xml:space="preserve"> </w:t>
       </w:r>
-      <w:hyperlink r:id="rId53">
+      <w:hyperlink r:id="rId54">
         <w:r>
           <w:rPr>
             <w:rStyle w:val="Hyperlink"/>
@@ -13525,7 +13539,7 @@
       <w:r>
         <w:t xml:space="preserve"> </w:t>
       </w:r>
-      <w:hyperlink r:id="rId54">
+      <w:hyperlink r:id="rId55">
         <w:r>
           <w:rPr>
             <w:rStyle w:val="Hyperlink"/>
@@ -14051,7 +14065,7 @@
       <w:r>
         <w:t xml:space="preserve"> </w:t>
       </w:r>
-      <w:hyperlink r:id="rId21">
+      <w:hyperlink r:id="rId22">
         <w:r>
           <w:rPr>
             <w:rStyle w:val="Hyperlink"/>
@@ -14408,7 +14422,7 @@
         <w:t xml:space="preserve">.</w:t>
       </w:r>
     </w:p>
-    <w:bookmarkStart w:id="56" w:name="thm-cdf-characterizes"/>
+    <w:bookmarkStart w:id="57" w:name="thm-cdf-characterizes"/>
     <w:p>
       <w:pPr>
         <w:pStyle w:val="BodyText"/>
@@ -14554,7 +14568,7 @@
       <w:r>
         <w:t xml:space="preserve"> </w:t>
       </w:r>
-      <w:hyperlink r:id="rId55">
+      <w:hyperlink r:id="rId56">
         <w:r>
           <w:rPr>
             <w:rStyle w:val="Hyperlink"/>
@@ -14599,7 +14613,7 @@
         <w:t xml:space="preserve">and every set built from intervals by countably many unions, intersections, and complements.</w:t>
       </w:r>
     </w:p>
-    <w:bookmarkEnd w:id="56"/>
+    <w:bookmarkEnd w:id="57"/>
     <w:p>
       <w:pPr>
         <w:pStyle w:val="BodyText"/>
@@ -14635,7 +14649,7 @@
       <w:r>
         <w:t xml:space="preserve"> </w:t>
       </w:r>
-      <w:hyperlink r:id="rId50">
+      <w:hyperlink r:id="rId51">
         <w:r>
           <w:rPr>
             <w:rStyle w:val="Hyperlink"/>
@@ -14647,7 +14661,7 @@
         <w:t xml:space="preserve">.</w:t>
       </w:r>
     </w:p>
-    <w:bookmarkStart w:id="57" w:name="def-quantile-function"/>
+    <w:bookmarkStart w:id="58" w:name="def-quantile-function"/>
     <w:p>
       <w:pPr>
         <w:pStyle w:val="BodyText"/>
@@ -14880,7 +14894,7 @@
         </m:oMath>
       </m:oMathPara>
     </w:p>
-    <w:bookmarkEnd w:id="57"/>
+    <w:bookmarkEnd w:id="58"/>
     <w:p>
       <w:pPr>
         <w:pStyle w:val="FirstParagraph"/>
@@ -15134,7 +15148,7 @@
         <w:t xml:space="preserve">.</w:t>
       </w:r>
     </w:p>
-    <w:bookmarkStart w:id="58" w:name="exm-quantile-function"/>
+    <w:bookmarkStart w:id="59" w:name="exm-quantile-function"/>
     <w:p>
       <w:pPr>
         <w:pStyle w:val="BodyText"/>
@@ -15266,8 +15280,8 @@
         <w:t xml:space="preserve">.</w:t>
       </w:r>
     </w:p>
-    <w:bookmarkEnd w:id="58"/>
-    <w:bookmarkStart w:id="59" w:name="thm-density-vs-CDF"/>
+    <w:bookmarkEnd w:id="59"/>
+    <w:bookmarkStart w:id="60" w:name="thm-density-vs-CDF"/>
     <w:p>
       <w:pPr>
         <w:pStyle w:val="BodyText"/>
@@ -15548,7 +15562,7 @@
         </m:oMath>
       </m:oMathPara>
     </w:p>
-    <w:bookmarkEnd w:id="59"/>
+    <w:bookmarkEnd w:id="60"/>
     <w:p>
       <w:pPr>
         <w:pStyle w:val="FirstParagraph"/>
@@ -16462,7 +16476,7 @@
         <w:t xml:space="preserve">is continuous.</w:t>
       </w:r>
     </w:p>
-    <w:bookmarkStart w:id="60" w:name="cor-cdf-derivative-density-ae"/>
+    <w:bookmarkStart w:id="61" w:name="cor-cdf-derivative-density-ae"/>
     <w:p>
       <w:pPr>
         <w:pStyle w:val="BodyText"/>
@@ -16578,7 +16592,7 @@
         <w:t xml:space="preserve">at all but finitely many points.</w:t>
       </w:r>
     </w:p>
-    <w:bookmarkEnd w:id="60"/>
+    <w:bookmarkEnd w:id="61"/>
     <w:p>
       <w:pPr>
         <w:pStyle w:val="BodyText"/>
@@ -16751,7 +16765,7 @@
         <w:t xml:space="preserve">applies to each of them.</w:t>
       </w:r>
     </w:p>
-    <w:bookmarkStart w:id="61" w:name="exm-density-vs-CDF"/>
+    <w:bookmarkStart w:id="62" w:name="exm-density-vs-CDF"/>
     <w:p>
       <w:pPr>
         <w:pStyle w:val="BodyText"/>
@@ -17378,8 +17392,8 @@
         <w:t xml:space="preserve">its slope is 1 on the left and 0 on the right.</w:t>
       </w:r>
     </w:p>
-    <w:bookmarkEnd w:id="61"/>
-    <w:bookmarkStart w:id="62" w:name="thm-cdf-derivative-density"/>
+    <w:bookmarkEnd w:id="62"/>
+    <w:bookmarkStart w:id="63" w:name="thm-cdf-derivative-density"/>
     <w:p>
       <w:pPr>
         <w:pStyle w:val="BodyText"/>
@@ -17501,7 +17515,7 @@
         <w:t xml:space="preserve">.</w:t>
       </w:r>
     </w:p>
-    <w:bookmarkEnd w:id="62"/>
+    <w:bookmarkEnd w:id="63"/>
     <w:p>
       <w:pPr>
         <w:pStyle w:val="BodyText"/>
@@ -18786,7 +18800,7 @@
         <w:t xml:space="preserve">).</w:t>
       </w:r>
     </w:p>
-    <w:bookmarkStart w:id="63" w:name="exm-cdf-derivative-density"/>
+    <w:bookmarkStart w:id="64" w:name="exm-cdf-derivative-density"/>
     <w:p>
       <w:pPr>
         <w:pStyle w:val="BodyText"/>
@@ -19272,8 +19286,8 @@
         <w:t xml:space="preserve">.</w:t>
       </w:r>
     </w:p>
-    <w:bookmarkEnd w:id="63"/>
-    <w:bookmarkStart w:id="64" w:name="thm-density-limit"/>
+    <w:bookmarkEnd w:id="64"/>
+    <w:bookmarkStart w:id="65" w:name="thm-density-limit"/>
     <w:p>
       <w:pPr>
         <w:pStyle w:val="BodyText"/>
@@ -19549,7 +19563,7 @@
         </m:oMath>
       </m:oMathPara>
     </w:p>
-    <w:bookmarkEnd w:id="64"/>
+    <w:bookmarkEnd w:id="65"/>
     <w:p>
       <w:pPr>
         <w:pStyle w:val="FirstParagraph"/>
@@ -20307,7 +20321,7 @@
         <w:t xml:space="preserve">(Chapter 22, p. 535).</w:t>
       </w:r>
     </w:p>
-    <w:bookmarkStart w:id="65" w:name="exm-density-limit"/>
+    <w:bookmarkStart w:id="66" w:name="exm-density-limit"/>
     <w:p>
       <w:pPr>
         <w:pStyle w:val="BodyText"/>
@@ -20743,8 +20757,8 @@
         <w:t xml:space="preserve">.</w:t>
       </w:r>
     </w:p>
-    <w:bookmarkEnd w:id="65"/>
-    <w:bookmarkStart w:id="66" w:name="prp-density-limit-right-derivative"/>
+    <w:bookmarkEnd w:id="66"/>
+    <w:bookmarkStart w:id="67" w:name="prp-density-limit-right-derivative"/>
     <w:p>
       <w:pPr>
         <w:pStyle w:val="BodyText"/>
@@ -21051,7 +21065,7 @@
         <w:t xml:space="preserve">.</w:t>
       </w:r>
     </w:p>
-    <w:bookmarkEnd w:id="66"/>
+    <w:bookmarkEnd w:id="67"/>
     <w:p>
       <w:pPr>
         <w:pStyle w:val="BodyText"/>
@@ -21185,7 +21199,7 @@
         <w:t xml:space="preserve">or both have none.</w:t>
       </w:r>
     </w:p>
-    <w:bookmarkStart w:id="67" w:name="exm-density-limit-jump"/>
+    <w:bookmarkStart w:id="68" w:name="exm-density-limit-jump"/>
     <w:p>
       <w:pPr>
         <w:pStyle w:val="BodyText"/>
@@ -22042,8 +22056,8 @@
         <w:t xml:space="preserve">.</w:t>
       </w:r>
     </w:p>
-    <w:bookmarkEnd w:id="67"/>
-    <w:bookmarkStart w:id="68" w:name="thm-density-sums-to-one"/>
+    <w:bookmarkEnd w:id="68"/>
+    <w:bookmarkStart w:id="69" w:name="thm-density-sums-to-one"/>
     <w:p>
       <w:pPr>
         <w:pStyle w:val="BodyText"/>
@@ -22167,7 +22181,7 @@
         </m:oMath>
       </m:oMathPara>
     </w:p>
-    <w:bookmarkEnd w:id="68"/>
+    <w:bookmarkEnd w:id="69"/>
     <w:p>
       <w:pPr>
         <w:pStyle w:val="FirstParagraph"/>
@@ -22481,7 +22495,7 @@
         <w:t xml:space="preserve">.</w:t>
       </w:r>
     </w:p>
-    <w:bookmarkStart w:id="69" w:name="exm-density-sums-to-one"/>
+    <w:bookmarkStart w:id="70" w:name="exm-density-sums-to-one"/>
     <w:p>
       <w:pPr>
         <w:pStyle w:val="BodyText"/>
@@ -22698,8 +22712,8 @@
         </m:oMath>
       </m:oMathPara>
     </w:p>
-    <w:bookmarkEnd w:id="69"/>
-    <w:bookmarkStart w:id="70" w:name="def-jointly-distributed"/>
+    <w:bookmarkEnd w:id="70"/>
+    <w:bookmarkStart w:id="71" w:name="def-jointly-distributed"/>
     <w:p>
       <w:pPr>
         <w:pStyle w:val="FirstParagraph"/>
@@ -22928,7 +22942,7 @@
         <w:t xml:space="preserve">has a probability.</w:t>
       </w:r>
     </w:p>
-    <w:bookmarkEnd w:id="70"/>
+    <w:bookmarkEnd w:id="71"/>
     <w:p>
       <w:pPr>
         <w:pStyle w:val="BodyText"/>
@@ -23092,7 +23106,7 @@
         <w:t xml:space="preserve">and similarly for more variables.</w:t>
       </w:r>
     </w:p>
-    <w:bookmarkStart w:id="71" w:name="exm-jointly-distributed"/>
+    <w:bookmarkStart w:id="72" w:name="exm-jointly-distributed"/>
     <w:p>
       <w:pPr>
         <w:pStyle w:val="BodyText"/>
@@ -23517,8 +23531,8 @@
         </m:oMath>
       </m:oMathPara>
     </w:p>
-    <w:bookmarkEnd w:id="71"/>
-    <w:bookmarkStart w:id="73" w:name="def-joint-distribution"/>
+    <w:bookmarkEnd w:id="72"/>
+    <w:bookmarkStart w:id="74" w:name="def-joint-distribution"/>
     <w:p>
       <w:pPr>
         <w:pStyle w:val="FirstParagraph"/>
@@ -23747,7 +23761,7 @@
       <w:r>
         <w:t xml:space="preserve"> </w:t>
       </w:r>
-      <w:hyperlink r:id="rId72">
+      <w:hyperlink r:id="rId73">
         <w:r>
           <w:rPr>
             <w:rStyle w:val="Hyperlink"/>
@@ -23851,8 +23865,8 @@
         <w:t xml:space="preserve">.</w:t>
       </w:r>
     </w:p>
-    <w:bookmarkEnd w:id="73"/>
-    <w:bookmarkStart w:id="74" w:name="exm-joint-distribution"/>
+    <w:bookmarkEnd w:id="74"/>
+    <w:bookmarkStart w:id="75" w:name="exm-joint-distribution"/>
     <w:p>
       <w:pPr>
         <w:pStyle w:val="BodyText"/>
@@ -24253,8 +24267,8 @@
         <w:t xml:space="preserve">and each of those outcomes has at least one head.</w:t>
       </w:r>
     </w:p>
-    <w:bookmarkEnd w:id="74"/>
-    <w:bookmarkStart w:id="75" w:name="thm-joint-distribution-rectangles"/>
+    <w:bookmarkEnd w:id="75"/>
+    <w:bookmarkStart w:id="76" w:name="thm-joint-distribution-rectangles"/>
     <w:p>
       <w:pPr>
         <w:pStyle w:val="BodyText"/>
@@ -24823,7 +24837,7 @@
         <w:t xml:space="preserve">.</w:t>
       </w:r>
     </w:p>
-    <w:bookmarkEnd w:id="75"/>
+    <w:bookmarkEnd w:id="76"/>
     <w:p>
       <w:pPr>
         <w:pStyle w:val="BodyText"/>
@@ -24903,7 +24917,7 @@
       <w:r>
         <w:t xml:space="preserve"> </w:t>
       </w:r>
-      <w:hyperlink r:id="rId76">
+      <w:hyperlink r:id="rId77">
         <m:oMath>
           <m:r>
             <m:t>π</m:t>
@@ -24963,7 +24977,7 @@
         <w:t xml:space="preserve">.</w:t>
       </w:r>
     </w:p>
-    <w:bookmarkStart w:id="77" w:name="def-joint-pmf"/>
+    <w:bookmarkStart w:id="78" w:name="def-joint-pmf"/>
     <w:p>
       <w:pPr>
         <w:pStyle w:val="BodyText"/>
@@ -25281,8 +25295,8 @@
         </m:oMath>
       </m:oMathPara>
     </w:p>
-    <w:bookmarkEnd w:id="77"/>
-    <w:bookmarkStart w:id="78" w:name="exm-joint-pmf"/>
+    <w:bookmarkEnd w:id="78"/>
+    <w:bookmarkStart w:id="79" w:name="exm-joint-pmf"/>
     <w:p>
       <w:pPr>
         <w:pStyle w:val="FirstParagraph"/>
@@ -25756,8 +25770,8 @@
         </w:tc>
       </w:tr>
     </w:tbl>
-    <w:bookmarkEnd w:id="78"/>
-    <w:bookmarkStart w:id="79" w:name="def-marginal"/>
+    <w:bookmarkEnd w:id="79"/>
+    <w:bookmarkStart w:id="80" w:name="def-marginal"/>
     <w:p>
       <w:pPr>
         <w:pStyle w:val="BodyText"/>
@@ -25866,7 +25880,7 @@
         <w:t xml:space="preserve">.</w:t>
       </w:r>
     </w:p>
-    <w:bookmarkEnd w:id="79"/>
+    <w:bookmarkEnd w:id="80"/>
     <w:p>
       <w:pPr>
         <w:pStyle w:val="BodyText"/>
@@ -25928,7 +25942,7 @@
         <w:t xml:space="preserve">.</w:t>
       </w:r>
     </w:p>
-    <w:bookmarkStart w:id="80" w:name="exm-marginal"/>
+    <w:bookmarkStart w:id="81" w:name="exm-marginal"/>
     <w:p>
       <w:pPr>
         <w:pStyle w:val="BodyText"/>
@@ -26163,8 +26177,8 @@
         <w:t xml:space="preserve">.</w:t>
       </w:r>
     </w:p>
-    <w:bookmarkEnd w:id="80"/>
-    <w:bookmarkStart w:id="81" w:name="thm-marginal-pmf"/>
+    <w:bookmarkEnd w:id="81"/>
+    <w:bookmarkStart w:id="82" w:name="thm-marginal-pmf"/>
     <w:p>
       <w:pPr>
         <w:pStyle w:val="BodyText"/>
@@ -26375,7 +26389,7 @@
         </m:oMath>
       </m:oMathPara>
     </w:p>
-    <w:bookmarkEnd w:id="81"/>
+    <w:bookmarkEnd w:id="82"/>
     <w:p>
       <w:pPr>
         <w:pStyle w:val="FirstParagraph"/>
@@ -27034,7 +27048,7 @@
         </m:oMath>
       </m:oMathPara>
     </w:p>
-    <w:bookmarkStart w:id="82" w:name="exm-marginal-pmf"/>
+    <w:bookmarkStart w:id="83" w:name="exm-marginal-pmf"/>
     <w:p>
       <w:pPr>
         <w:pStyle w:val="FirstParagraph"/>
@@ -27548,8 +27562,8 @@
         <w:t xml:space="preserve">.</w:t>
       </w:r>
     </w:p>
-    <w:bookmarkEnd w:id="82"/>
-    <w:bookmarkStart w:id="83" w:name="def-joint-pdf"/>
+    <w:bookmarkEnd w:id="83"/>
+    <w:bookmarkStart w:id="84" w:name="def-joint-pdf"/>
     <w:p>
       <w:pPr>
         <w:pStyle w:val="BodyText"/>
@@ -28224,7 +28238,7 @@
         </m:oMath>
       </m:oMathPara>
     </w:p>
-    <w:bookmarkEnd w:id="83"/>
+    <w:bookmarkEnd w:id="84"/>
     <w:p>
       <w:pPr>
         <w:pStyle w:val="FirstParagraph"/>
@@ -28245,7 +28259,7 @@
       <w:r>
         <w:t xml:space="preserve"> </w:t>
       </w:r>
-      <w:hyperlink r:id="rId72">
+      <w:hyperlink r:id="rId73">
         <w:r>
           <w:rPr>
             <w:rStyle w:val="Hyperlink"/>
@@ -28277,7 +28291,7 @@
         <w:t xml:space="preserve">every region that arises in these notes is in it.</w:t>
       </w:r>
     </w:p>
-    <w:bookmarkStart w:id="84" w:name="exm-joint-pdf"/>
+    <w:bookmarkStart w:id="85" w:name="exm-joint-pdf"/>
     <w:p>
       <w:pPr>
         <w:pStyle w:val="BodyText"/>
@@ -28914,8 +28928,8 @@
         </m:oMath>
       </m:oMathPara>
     </w:p>
-    <w:bookmarkEnd w:id="84"/>
-    <w:bookmarkStart w:id="85" w:name="thm-no-joint-density-diagonal"/>
+    <w:bookmarkEnd w:id="85"/>
+    <w:bookmarkStart w:id="86" w:name="thm-no-joint-density-diagonal"/>
     <w:p>
       <w:pPr>
         <w:pStyle w:val="FirstParagraph"/>
@@ -29003,7 +29017,7 @@
         <w:t xml:space="preserve">.</w:t>
       </w:r>
     </w:p>
-    <w:bookmarkEnd w:id="85"/>
+    <w:bookmarkEnd w:id="86"/>
     <w:p>
       <w:pPr>
         <w:pStyle w:val="BodyText"/>
@@ -30070,7 +30084,7 @@
       <w:r>
         <w:t xml:space="preserve">(</w:t>
       </w:r>
-      <w:hyperlink r:id="rId86">
+      <w:hyperlink r:id="rId87">
         <w:r>
           <w:rPr>
             <w:rStyle w:val="Hyperlink"/>
@@ -30091,7 +30105,7 @@
         <w:t xml:space="preserve">, Theorem 18.3).</w:t>
       </w:r>
     </w:p>
-    <w:bookmarkStart w:id="87" w:name="thm-marginal-density"/>
+    <w:bookmarkStart w:id="88" w:name="thm-marginal-density"/>
     <w:p>
       <w:pPr>
         <w:pStyle w:val="BodyText"/>
@@ -30318,7 +30332,7 @@
         </m:oMath>
       </m:oMathPara>
     </w:p>
-    <w:bookmarkEnd w:id="87"/>
+    <w:bookmarkEnd w:id="88"/>
     <w:p>
       <w:pPr>
         <w:pStyle w:val="FirstParagraph"/>
@@ -31086,7 +31100,7 @@
       <w:r>
         <w:t xml:space="preserve">(</w:t>
       </w:r>
-      <w:hyperlink r:id="rId86">
+      <w:hyperlink r:id="rId87">
         <w:r>
           <w:rPr>
             <w:rStyle w:val="Hyperlink"/>
@@ -31150,7 +31164,7 @@
         <w:t xml:space="preserve">.</w:t>
       </w:r>
     </w:p>
-    <w:bookmarkStart w:id="88" w:name="exm-marginal-density"/>
+    <w:bookmarkStart w:id="89" w:name="exm-marginal-density"/>
     <w:p>
       <w:pPr>
         <w:pStyle w:val="BodyText"/>
@@ -31836,8 +31850,8 @@
         <w:t xml:space="preserve">.</w:t>
       </w:r>
     </w:p>
-    <w:bookmarkEnd w:id="88"/>
-    <w:bookmarkStart w:id="89" w:name="def-joint-density-mass"/>
+    <w:bookmarkEnd w:id="89"/>
+    <w:bookmarkStart w:id="90" w:name="def-joint-density-mass"/>
     <w:p>
       <w:pPr>
         <w:pStyle w:val="BodyText"/>
@@ -32305,7 +32319,7 @@
         </m:oMath>
       </m:oMathPara>
     </w:p>
-    <w:bookmarkEnd w:id="89"/>
+    <w:bookmarkEnd w:id="90"/>
     <w:p>
       <w:pPr>
         <w:pStyle w:val="FirstParagraph"/>
@@ -32497,7 +32511,7 @@
         <w:t xml:space="preserve">.</w:t>
       </w:r>
     </w:p>
-    <w:bookmarkStart w:id="90" w:name="cor-joint-density-mass-marginal"/>
+    <w:bookmarkStart w:id="91" w:name="cor-joint-density-mass-marginal"/>
     <w:p>
       <w:pPr>
         <w:pStyle w:val="BodyText"/>
@@ -32760,7 +32774,7 @@
         </m:oMath>
       </m:oMathPara>
     </w:p>
-    <w:bookmarkEnd w:id="90"/>
+    <w:bookmarkEnd w:id="91"/>
     <w:p>
       <w:pPr>
         <w:pStyle w:val="FirstParagraph"/>
@@ -33318,7 +33332,7 @@
         </m:oMath>
       </m:oMathPara>
     </w:p>
-    <w:bookmarkStart w:id="91" w:name="exm-joint-density-mass"/>
+    <w:bookmarkStart w:id="92" w:name="exm-joint-density-mass"/>
     <w:p>
       <w:pPr>
         <w:pStyle w:val="FirstParagraph"/>
@@ -33938,8 +33952,8 @@
         </m:oMath>
       </m:oMathPara>
     </w:p>
-    <w:bookmarkEnd w:id="91"/>
-    <w:bookmarkStart w:id="94" w:name="sec-joint-marginal"/>
+    <w:bookmarkEnd w:id="92"/>
+    <w:bookmarkStart w:id="95" w:name="sec-joint-marginal"/>
     <w:p>
       <w:pPr>
         <w:pStyle w:val="Heading3"/>
@@ -34970,7 +34984,7 @@
         <w:t xml:space="preserve">.</w:t>
       </w:r>
     </w:p>
-    <w:bookmarkStart w:id="93" w:name="exm-meteorite"/>
+    <w:bookmarkStart w:id="94" w:name="exm-meteorite"/>
     <w:p>
       <w:pPr>
         <w:pStyle w:val="BodyText"/>
@@ -35260,7 +35274,7 @@
       <w:tr>
         <w:tc>
           <w:tcPr/>
-          <w:bookmarkStart w:id="92" w:name="tbl-meteorite"/>
+          <w:bookmarkStart w:id="93" w:name="tbl-meteorite"/>
           <w:p>
             <w:pPr>
               <w:jc w:val="center"/>
@@ -35682,7 +35696,7 @@
               </w:tc>
             </w:tr>
           </w:tbl>
-          <w:bookmarkEnd w:id="92"/>
+          <w:bookmarkEnd w:id="93"/>
           <w:p/>
         </w:tc>
       </w:tr>
@@ -36201,9 +36215,9 @@
         <w:t xml:space="preserve">), so having one is very weak evidence that an astronomical rarity occurred.</w:t>
       </w:r>
     </w:p>
-    <w:bookmarkEnd w:id="93"/>
     <w:bookmarkEnd w:id="94"/>
-    <w:bookmarkStart w:id="103" w:name="sec-continuous-distributions"/>
+    <w:bookmarkEnd w:id="95"/>
+    <w:bookmarkStart w:id="104" w:name="sec-continuous-distributions"/>
     <w:p>
       <w:pPr>
         <w:pStyle w:val="Heading3"/>
@@ -36628,7 +36642,7 @@
         </m:oMath>
       </m:oMathPara>
     </w:p>
-    <w:bookmarkStart w:id="95" w:name="thm-zero-point-prob"/>
+    <w:bookmarkStart w:id="96" w:name="thm-zero-point-prob"/>
     <w:p>
       <w:pPr>
         <w:pStyle w:val="FirstParagraph"/>
@@ -36722,7 +36736,7 @@
         </m:oMath>
       </m:oMathPara>
     </w:p>
-    <w:bookmarkEnd w:id="95"/>
+    <w:bookmarkEnd w:id="96"/>
     <w:p>
       <w:pPr>
         <w:pStyle w:val="FirstParagraph"/>
@@ -37365,18 +37379,18 @@
                 <wp:inline>
                   <wp:extent cx="152400" cy="152400"/>
                   <wp:effectExtent b="0" l="0" r="0" t="0"/>
-                  <wp:docPr descr="" title="" id="97" name="Picture"/>
+                  <wp:docPr descr="" title="" id="98" name="Picture"/>
                   <a:graphic>
                     <a:graphicData uri="http://schemas.openxmlformats.org/drawingml/2006/picture">
                       <pic:pic>
                         <pic:nvPicPr>
-                          <pic:cNvPr descr="/opt/quarto/share/formats/docx/tip.png" id="98" name="Picture"/>
+                          <pic:cNvPr descr="/opt/quarto/share/formats/docx/tip.png" id="99" name="Picture"/>
                           <pic:cNvPicPr>
                             <a:picLocks noChangeArrowheads="1" noChangeAspect="1"/>
                           </pic:cNvPicPr>
                         </pic:nvPicPr>
                         <pic:blipFill>
-                          <a:blip r:embed="rId96"/>
+                          <a:blip r:embed="rId97"/>
                           <a:stretch>
                             <a:fillRect/>
                           </a:stretch>
@@ -37438,7 +37452,7 @@
             <w:r>
               <w:t xml:space="preserve"> </w:t>
             </w:r>
-            <w:hyperlink r:id="rId99">
+            <w:hyperlink r:id="rId100">
               <w:r>
                 <w:rPr>
                   <w:rStyle w:val="Hyperlink"/>
@@ -37476,7 +37490,7 @@
             <w:r>
               <w:t xml:space="preserve"> </w:t>
             </w:r>
-            <w:hyperlink r:id="rId100">
+            <w:hyperlink r:id="rId101">
               <w:r>
                 <w:rPr>
                   <w:rStyle w:val="Hyperlink"/>
@@ -37506,7 +37520,7 @@
           <w:t xml:space="preserve"> </w:t>
         </w:r>
       </w:ins>
-      <w:hyperlink r:id="rId101">
+      <w:hyperlink r:id="rId102">
         <w:ins w:id="5" w:author="PR Preview" w:date="2026-01-01T00:00:00Z">
           <w:r>
             <w:rPr>
@@ -37531,7 +37545,7 @@
           <w:t xml:space="preserve"> </w:t>
         </w:r>
       </w:ins>
-      <w:hyperlink r:id="rId102">
+      <w:hyperlink r:id="rId103">
         <w:ins w:id="9" w:author="PR Preview" w:date="2026-01-01T00:00:00Z">
           <w:r>
             <w:rPr>
@@ -37577,9 +37591,9 @@
         </w:r>
       </w:ins>
     </w:p>
-    <w:bookmarkEnd w:id="103"/>
     <w:bookmarkEnd w:id="104"/>
-    <w:bookmarkStart w:id="124" w:name="sec-prob-haz"/>
+    <w:bookmarkEnd w:id="105"/>
+    <w:bookmarkStart w:id="125" w:name="sec-prob-haz"/>
     <w:p>
       <w:pPr>
         <w:pStyle w:val="Heading2"/>
@@ -37588,7 +37602,7 @@
         <w:t xml:space="preserve">3 Survival, hazard, and cumulative hazard functions</w:t>
       </w:r>
     </w:p>
-    <w:bookmarkStart w:id="105" w:name="def-surv-fn"/>
+    <w:bookmarkStart w:id="106" w:name="def-surv-fn"/>
     <w:p>
       <w:pPr>
         <w:pStyle w:val="FirstParagraph"/>
@@ -37801,7 +37815,7 @@
         </m:oMath>
       </m:oMathPara>
     </w:p>
-    <w:bookmarkEnd w:id="105"/>
+    <w:bookmarkEnd w:id="106"/>
     <w:p>
       <w:pPr>
         <w:pStyle w:val="FirstParagraph"/>
@@ -37895,7 +37909,7 @@
         <w:t xml:space="preserve">The definition itself applies to any random variable.</w:t>
       </w:r>
     </w:p>
-    <w:bookmarkStart w:id="106" w:name="thm-survival-expressions-1"/>
+    <w:bookmarkStart w:id="107" w:name="thm-survival-expressions-1"/>
     <w:p>
       <w:pPr>
         <w:pStyle w:val="BodyText"/>
@@ -38188,7 +38202,7 @@
         </m:oMath>
       </m:oMathPara>
     </w:p>
-    <w:bookmarkEnd w:id="106"/>
+    <w:bookmarkEnd w:id="107"/>
     <w:p>
       <w:pPr>
         <w:pStyle w:val="FirstParagraph"/>
@@ -38282,7 +38296,7 @@
       <w:r>
         <w:t xml:space="preserve"> </w:t>
       </w:r>
-      <w:hyperlink r:id="rId21">
+      <w:hyperlink r:id="rId22">
         <w:r>
           <w:rPr>
             <w:rStyle w:val="Hyperlink"/>
@@ -38911,7 +38925,7 @@
         </m:oMath>
       </m:oMathPara>
     </w:p>
-    <w:bookmarkStart w:id="107" w:name="exm-exp-survfn"/>
+    <w:bookmarkStart w:id="108" w:name="exm-exp-survfn"/>
     <w:p>
       <w:pPr>
         <w:pStyle w:val="FirstParagraph"/>
@@ -39817,8 +39831,8 @@
         <w:t xml:space="preserve">.</w:t>
       </w:r>
     </w:p>
-    <w:bookmarkEnd w:id="107"/>
-    <w:bookmarkStart w:id="109" w:name="def-hazard"/>
+    <w:bookmarkEnd w:id="108"/>
+    <w:bookmarkStart w:id="110" w:name="def-hazard"/>
     <w:p>
       <w:pPr>
         <w:pStyle w:val="BodyText"/>
@@ -40035,7 +40049,7 @@
       <w:r>
         <w:t xml:space="preserve"> </w:t>
       </w:r>
-      <w:hyperlink r:id="rId108">
+      <w:hyperlink r:id="rId109">
         <w:r>
           <w:rPr>
             <w:rStyle w:val="Hyperlink"/>
@@ -40267,7 +40281,7 @@
         </m:oMath>
       </m:oMathPara>
     </w:p>
-    <w:bookmarkEnd w:id="109"/>
+    <w:bookmarkEnd w:id="110"/>
     <w:p>
       <w:pPr>
         <w:pStyle w:val="FirstParagraph"/>
@@ -40937,7 +40951,7 @@
         <w:t xml:space="preserve">The math is identical; only the name changes with the valence of the event.</w:t>
       </w:r>
     </w:p>
-    <w:bookmarkStart w:id="111" w:name="exm-hazard-exceeds-one"/>
+    <w:bookmarkStart w:id="112" w:name="exm-hazard-exceeds-one"/>
     <w:p>
       <w:pPr>
         <w:pStyle w:val="BodyText"/>
@@ -42445,7 +42459,7 @@
       <w:r>
         <w:t xml:space="preserve"> </w:t>
       </w:r>
-      <w:hyperlink r:id="rId110">
+      <w:hyperlink r:id="rId111">
         <w:r>
           <w:rPr>
             <w:rStyle w:val="Hyperlink"/>
@@ -43049,8 +43063,8 @@
         <w:t xml:space="preserve">a hazard is a rate, not a probability.</w:t>
       </w:r>
     </w:p>
-    <w:bookmarkEnd w:id="111"/>
-    <w:bookmarkStart w:id="112" w:name="def-discrete-hazard"/>
+    <w:bookmarkEnd w:id="112"/>
+    <w:bookmarkStart w:id="113" w:name="def-discrete-hazard"/>
     <w:p>
       <w:pPr>
         <w:pStyle w:val="BodyText"/>
@@ -43182,7 +43196,7 @@
       <w:r>
         <w:t xml:space="preserve"> </w:t>
       </w:r>
-      <w:hyperlink r:id="rId108">
+      <w:hyperlink r:id="rId109">
         <w:r>
           <w:rPr>
             <w:rStyle w:val="Hyperlink"/>
@@ -43302,8 +43316,8 @@
         </m:oMath>
       </m:oMathPara>
     </w:p>
-    <w:bookmarkEnd w:id="112"/>
-    <w:bookmarkStart w:id="113" w:name="exm-discrete-hazard"/>
+    <w:bookmarkEnd w:id="113"/>
+    <w:bookmarkStart w:id="114" w:name="exm-discrete-hazard"/>
     <w:p>
       <w:pPr>
         <w:pStyle w:val="FirstParagraph"/>
@@ -44047,8 +44061,8 @@
         <w:t xml:space="preserve">having gone without a six so far does not change the chance of a six on the next roll.</w:t>
       </w:r>
     </w:p>
-    <w:bookmarkEnd w:id="113"/>
-    <w:bookmarkStart w:id="114" w:name="cor-discrete-hazard-unit-interval"/>
+    <w:bookmarkEnd w:id="114"/>
+    <w:bookmarkStart w:id="115" w:name="cor-discrete-hazard-unit-interval"/>
     <w:p>
       <w:pPr>
         <w:pStyle w:val="BodyText"/>
@@ -44280,7 +44294,7 @@
         </m:oMath>
       </m:oMathPara>
     </w:p>
-    <w:bookmarkEnd w:id="114"/>
+    <w:bookmarkEnd w:id="115"/>
     <w:p>
       <w:pPr>
         <w:pStyle w:val="FirstParagraph"/>
@@ -45006,7 +45020,7 @@
         <w:t xml:space="preserve">the discrete-time hazard is a probability.</w:t>
       </w:r>
     </w:p>
-    <w:bookmarkStart w:id="115" w:name="thm-hazard-dens-surv"/>
+    <w:bookmarkStart w:id="116" w:name="thm-hazard-dens-surv"/>
     <w:p>
       <w:pPr>
         <w:pStyle w:val="BodyText"/>
@@ -45278,7 +45292,7 @@
         </m:oMath>
       </m:oMathPara>
     </w:p>
-    <w:bookmarkEnd w:id="115"/>
+    <w:bookmarkEnd w:id="116"/>
     <w:p>
       <w:pPr>
         <w:pStyle w:val="FirstParagraph"/>
@@ -45481,7 +45495,7 @@
       <w:r>
         <w:t xml:space="preserve"> </w:t>
       </w:r>
-      <w:hyperlink r:id="rId110">
+      <w:hyperlink r:id="rId111">
         <w:r>
           <w:rPr>
             <w:rStyle w:val="Hyperlink"/>
@@ -46841,7 +46855,7 @@
         </m:oMath>
       </m:oMathPara>
     </w:p>
-    <w:bookmarkStart w:id="116" w:name="exm-exp-haz"/>
+    <w:bookmarkStart w:id="117" w:name="exm-exp-haz"/>
     <w:p>
       <w:pPr>
         <w:pStyle w:val="FirstParagraph"/>
@@ -47561,8 +47575,8 @@
         <w:t xml:space="preserve">.</w:t>
       </w:r>
     </w:p>
-    <w:bookmarkEnd w:id="116"/>
-    <w:bookmarkStart w:id="117" w:name="def-cuhaz"/>
+    <w:bookmarkEnd w:id="117"/>
+    <w:bookmarkStart w:id="118" w:name="def-cuhaz"/>
     <w:p>
       <w:pPr>
         <w:pStyle w:val="BodyText"/>
@@ -47826,8 +47840,8 @@
         </m:oMath>
       </m:oMathPara>
     </w:p>
-    <w:bookmarkEnd w:id="117"/>
-    <w:bookmarkStart w:id="118" w:name="exm-exp-cumhaz"/>
+    <w:bookmarkEnd w:id="118"/>
+    <w:bookmarkStart w:id="119" w:name="exm-exp-cumhaz"/>
     <w:p>
       <w:pPr>
         <w:pStyle w:val="FirstParagraph"/>
@@ -48291,8 +48305,8 @@
         <w:t xml:space="preserve">.</w:t>
       </w:r>
     </w:p>
-    <w:bookmarkEnd w:id="118"/>
-    <w:bookmarkStart w:id="119" w:name="cor-cuhaz-nonneg"/>
+    <w:bookmarkEnd w:id="119"/>
+    <w:bookmarkStart w:id="120" w:name="cor-cuhaz-nonneg"/>
     <w:p>
       <w:pPr>
         <w:pStyle w:val="BodyText"/>
@@ -48530,7 +48544,7 @@
         </m:oMath>
       </m:oMathPara>
     </w:p>
-    <w:bookmarkEnd w:id="119"/>
+    <w:bookmarkEnd w:id="120"/>
     <w:p>
       <w:pPr>
         <w:pStyle w:val="FirstParagraph"/>
@@ -50203,7 +50217,7 @@
         <w:t xml:space="preserve">is the form most survival-analysis texts use.</w:t>
       </w:r>
     </w:p>
-    <w:bookmarkStart w:id="121" w:name="cor-surv-int-haz"/>
+    <w:bookmarkStart w:id="122" w:name="cor-surv-int-haz"/>
     <w:p>
       <w:pPr>
         <w:pStyle w:val="BodyText"/>
@@ -50414,7 +50428,7 @@
       <w:pPr>
         <w:pStyle w:val="BodyText"/>
       </w:pPr>
-      <w:bookmarkStart w:id="120" w:name="eq-surv-int-haz"/>
+      <w:bookmarkStart w:id="121" w:name="eq-surv-int-haz"/>
       <m:oMathPara>
         <m:oMathParaPr>
           <m:jc m:val="center"/>
@@ -50516,9 +50530,9 @@
           </m:r>
         </m:oMath>
       </m:oMathPara>
-      <w:bookmarkEnd w:id="120"/>
+      <w:bookmarkEnd w:id="121"/>
     </w:p>
-    <w:bookmarkEnd w:id="121"/>
+    <w:bookmarkEnd w:id="122"/>
     <w:p>
       <w:pPr>
         <w:pStyle w:val="FirstParagraph"/>
@@ -52094,7 +52108,7 @@
         <w:t xml:space="preserve">.</w:t>
       </w:r>
     </w:p>
-    <w:bookmarkStart w:id="122" w:name="exm-exp-surv-int-haz"/>
+    <w:bookmarkStart w:id="123" w:name="exm-exp-surv-int-haz"/>
     <w:p>
       <w:pPr>
         <w:pStyle w:val="BodyText"/>
@@ -52381,7 +52395,7 @@
         <w:t xml:space="preserve">.</w:t>
       </w:r>
     </w:p>
-    <w:bookmarkEnd w:id="122"/>
+    <w:bookmarkEnd w:id="123"/>
     <w:tbl>
       <w:tblPr>
         <w:tblStyle w:val="Table"/>
@@ -52395,7 +52409,7 @@
       <w:tr>
         <w:tc>
           <w:tcPr/>
-          <w:bookmarkStart w:id="123" w:name="tbl-prob-dist-fns"/>
+          <w:bookmarkStart w:id="124" w:name="tbl-prob-dist-fns"/>
           <w:p>
             <w:pPr>
               <w:jc w:val="center"/>
@@ -53366,7 +53380,7 @@
               </w:tc>
             </w:tr>
           </w:tbl>
-          <w:bookmarkEnd w:id="123"/>
+          <w:bookmarkEnd w:id="124"/>
           <w:p/>
         </w:tc>
       </w:tr>
@@ -54332,8 +54346,8 @@
         </m:oMath>
       </m:oMathPara>
     </w:p>
-    <w:bookmarkEnd w:id="124"/>
-    <w:bookmarkStart w:id="144" w:name="references"/>
+    <w:bookmarkEnd w:id="125"/>
+    <w:bookmarkStart w:id="145" w:name="references"/>
     <w:p>
       <w:pPr>
         <w:pStyle w:val="Heading2"/>
@@ -54342,8 +54356,8 @@
         <w:t xml:space="preserve">References</w:t>
       </w:r>
     </w:p>
-    <w:bookmarkStart w:id="143" w:name="refs"/>
-    <w:bookmarkStart w:id="126" w:name="ref-fiveminuteai_probstat"/>
+    <w:bookmarkStart w:id="144" w:name="refs"/>
+    <w:bookmarkStart w:id="127" w:name="ref-fiveminuteai_probstat"/>
     <w:p>
       <w:pPr>
         <w:pStyle w:val="Bibliography"/>
@@ -54377,7 +54391,7 @@
           <w:t xml:space="preserve"> </w:t>
         </w:r>
       </w:ins>
-      <w:hyperlink r:id="rId125">
+      <w:hyperlink r:id="rId126">
         <w:ins w:id="22" w:author="PR Preview" w:date="2026-01-01T00:00:00Z">
           <w:r>
             <w:rPr>
@@ -54393,8 +54407,8 @@
         </w:r>
       </w:ins>
     </w:p>
-    <w:bookmarkEnd w:id="126"/>
-    <w:bookmarkStart w:id="127" w:name="ref-billingsley1995probability"/>
+    <w:bookmarkEnd w:id="127"/>
+    <w:bookmarkStart w:id="128" w:name="ref-billingsley1995probability"/>
     <w:p>
       <w:pPr>
         <w:pStyle w:val="Bibliography"/>
@@ -54416,8 +54430,8 @@
         <w:t xml:space="preserve">. 3rd ed. Wiley Series in Probability and Mathematical Statistics. Wiley.</w:t>
       </w:r>
     </w:p>
-    <w:bookmarkEnd w:id="127"/>
-    <w:bookmarkStart w:id="129" w:name="ref-CaseBerg01"/>
+    <w:bookmarkEnd w:id="128"/>
+    <w:bookmarkStart w:id="130" w:name="ref-CaseBerg01"/>
     <w:p>
       <w:pPr>
         <w:pStyle w:val="Bibliography"/>
@@ -54441,7 +54455,7 @@
       <w:r>
         <w:t xml:space="preserve"> </w:t>
       </w:r>
-      <w:hyperlink r:id="rId128">
+      <w:hyperlink r:id="rId129">
         <w:r>
           <w:rPr>
             <w:rStyle w:val="Hyperlink"/>
@@ -54453,8 +54467,8 @@
         <w:t xml:space="preserve">.</w:t>
       </w:r>
     </w:p>
-    <w:bookmarkEnd w:id="129"/>
-    <w:bookmarkStart w:id="131" w:name="ref-dobson4e"/>
+    <w:bookmarkEnd w:id="130"/>
+    <w:bookmarkStart w:id="132" w:name="ref-dobson4e"/>
     <w:p>
       <w:pPr>
         <w:pStyle w:val="Bibliography"/>
@@ -54478,7 +54492,7 @@
       <w:r>
         <w:t xml:space="preserve"> </w:t>
       </w:r>
-      <w:hyperlink r:id="rId130">
+      <w:hyperlink r:id="rId131">
         <w:r>
           <w:rPr>
             <w:rStyle w:val="Hyperlink"/>
@@ -54490,8 +54504,8 @@
         <w:t xml:space="preserve">.</w:t>
       </w:r>
     </w:p>
-    <w:bookmarkEnd w:id="131"/>
-    <w:bookmarkStart w:id="132" w:name="ref-hutchinson2024data471"/>
+    <w:bookmarkEnd w:id="132"/>
+    <w:bookmarkStart w:id="133" w:name="ref-hutchinson2024data471"/>
     <w:p>
       <w:pPr>
         <w:pStyle w:val="Bibliography"/>
@@ -54527,8 +54541,8 @@
         <w:t xml:space="preserve">. Western Washington University.</w:t>
       </w:r>
     </w:p>
-    <w:bookmarkEnd w:id="132"/>
-    <w:bookmarkStart w:id="134" w:name="ref-hutchinson_wwu_ml_videos"/>
+    <w:bookmarkEnd w:id="133"/>
+    <w:bookmarkStart w:id="135" w:name="ref-hutchinson_wwu_ml_videos"/>
     <w:p>
       <w:pPr>
         <w:pStyle w:val="Bibliography"/>
@@ -54594,7 +54608,7 @@
       <w:r>
         <w:t xml:space="preserve"> </w:t>
       </w:r>
-      <w:hyperlink r:id="rId133">
+      <w:hyperlink r:id="rId134">
         <w:r>
           <w:rPr>
             <w:rStyle w:val="Hyperlink"/>
@@ -54606,8 +54620,8 @@
         <w:t xml:space="preserve">.</w:t>
       </w:r>
     </w:p>
-    <w:bookmarkEnd w:id="134"/>
-    <w:bookmarkStart w:id="135" w:name="ref-kalbfleisch2011statistical"/>
+    <w:bookmarkEnd w:id="135"/>
+    <w:bookmarkStart w:id="136" w:name="ref-kalbfleisch2011statistical"/>
     <w:p>
       <w:pPr>
         <w:pStyle w:val="Bibliography"/>
@@ -54629,8 +54643,8 @@
         <w:t xml:space="preserve">. John Wiley &amp; Sons.</w:t>
       </w:r>
     </w:p>
-    <w:bookmarkEnd w:id="135"/>
-    <w:bookmarkStart w:id="137" w:name="ref-klein2003survival"/>
+    <w:bookmarkEnd w:id="136"/>
+    <w:bookmarkStart w:id="138" w:name="ref-klein2003survival"/>
     <w:p>
       <w:pPr>
         <w:pStyle w:val="Bibliography"/>
@@ -54654,7 +54668,7 @@
       <w:r>
         <w:t xml:space="preserve"> </w:t>
       </w:r>
-      <w:hyperlink r:id="rId136">
+      <w:hyperlink r:id="rId137">
         <w:r>
           <w:rPr>
             <w:rStyle w:val="Hyperlink"/>
@@ -54666,8 +54680,8 @@
         <w:t xml:space="preserve">.</w:t>
       </w:r>
     </w:p>
-    <w:bookmarkEnd w:id="137"/>
-    <w:bookmarkStart w:id="139" w:name="ref-kleinbaum2012survival"/>
+    <w:bookmarkEnd w:id="138"/>
+    <w:bookmarkStart w:id="140" w:name="ref-kleinbaum2012survival"/>
     <w:p>
       <w:pPr>
         <w:pStyle w:val="Bibliography"/>
@@ -54691,7 +54705,7 @@
       <w:r>
         <w:t xml:space="preserve"> </w:t>
       </w:r>
-      <w:hyperlink r:id="rId138">
+      <w:hyperlink r:id="rId139">
         <w:r>
           <w:rPr>
             <w:rStyle w:val="Hyperlink"/>
@@ -54703,8 +54717,8 @@
         <w:t xml:space="preserve">.</w:t>
       </w:r>
     </w:p>
-    <w:bookmarkEnd w:id="139"/>
-    <w:bookmarkStart w:id="140" w:name="ref-me4"/>
+    <w:bookmarkEnd w:id="140"/>
+    <w:bookmarkStart w:id="141" w:name="ref-me4"/>
     <w:p>
       <w:pPr>
         <w:pStyle w:val="Bibliography"/>
@@ -54726,8 +54740,8 @@
         <w:t xml:space="preserve">. Fourth edition. Wolters Kluwer.</w:t>
       </w:r>
     </w:p>
-    <w:bookmarkEnd w:id="140"/>
-    <w:bookmarkStart w:id="142" w:name="ref-vittinghoff2e"/>
+    <w:bookmarkEnd w:id="141"/>
+    <w:bookmarkStart w:id="143" w:name="ref-vittinghoff2e"/>
     <w:p>
       <w:pPr>
         <w:pStyle w:val="Bibliography"/>
@@ -54751,7 +54765,7 @@
       <w:r>
         <w:t xml:space="preserve"> </w:t>
       </w:r>
-      <w:hyperlink r:id="rId141">
+      <w:hyperlink r:id="rId142">
         <w:r>
           <w:rPr>
             <w:rStyle w:val="Hyperlink"/>
@@ -54763,9 +54777,9 @@
         <w:t xml:space="preserve">.</w:t>
       </w:r>
     </w:p>
-    <w:bookmarkEnd w:id="142"/>
     <w:bookmarkEnd w:id="143"/>
     <w:bookmarkEnd w:id="144"/>
+    <w:bookmarkEnd w:id="145"/>
     <w:sectPr>
       <w:footnotePr>
         <w:numRestart w:val="eachSect"/>
